--- a/Prompt.docx
+++ b/Prompt.docx
@@ -18,48 +18,32 @@
       </w:r>
     </w:p>
     <w:p>
-      <w:r>
-        <w:t>本文件整合單發（</w:t>
-      </w:r>
-      <w:r>
-        <w:t>Single-shot</w:t>
-      </w:r>
-      <w:r>
-        <w:t>）數據擷取系統之架構設計規範、軟體設計模式、</w:t>
-      </w:r>
-      <w:r>
-        <w:t xml:space="preserve">DAQ </w:t>
-      </w:r>
-      <w:r>
-        <w:t>運作流程與</w:t>
-      </w:r>
-      <w:r>
-        <w:t xml:space="preserve"> Antigravity </w:t>
-      </w:r>
-      <w:r>
-        <w:t>提示詞，作為建立</w:t>
-      </w:r>
-      <w:r>
-        <w:t xml:space="preserve"> Python </w:t>
-      </w:r>
-      <w:r>
-        <w:t>儀器控制與</w:t>
-      </w:r>
-      <w:r>
-        <w:t xml:space="preserve"> Channel Access (EPICS) Server </w:t>
-      </w:r>
-      <w:r>
-        <w:t>的標準</w:t>
-      </w:r>
-      <w:r>
-        <w:t xml:space="preserve"> Blueprint</w:t>
-      </w:r>
-      <w:r>
-        <w:t>。</w:t>
-      </w:r>
-    </w:p>
-    <w:p>
-      <w:r>
+      <w:pPr>
+        <w:rPr>
+          <w:b/>
+          <w:bCs/>
+        </w:rPr>
+      </w:pPr>
+      <w:r>
+        <w:rPr>
+          <w:b/>
+          <w:bCs/>
+        </w:rPr>
+        <w:t xml:space="preserve">This document serves as the updated technical design blueprint, architecture specification, and master context prompt for Antigravity to build low-level Python hardware drivers, the dual GigE camera GUI, the caproto Channel Access (EPICS) server, and the project logbook. </w:t>
+      </w:r>
+    </w:p>
+    <w:p>
+      <w:pPr>
+        <w:rPr>
+          <w:b/>
+          <w:bCs/>
+        </w:rPr>
+      </w:pPr>
+      <w:r>
+        <w:rPr>
+          <w:b/>
+          <w:bCs/>
+        </w:rPr>
         <w:br/>
       </w:r>
     </w:p>
@@ -75,296 +59,189 @@
           <w:b/>
           <w:bCs/>
         </w:rPr>
-        <w:t xml:space="preserve">1. </w:t>
-      </w:r>
-      <w:r>
-        <w:rPr>
-          <w:b/>
-          <w:bCs/>
-        </w:rPr>
-        <w:t>系統核心設計原則</w:t>
-      </w:r>
-      <w:r>
-        <w:rPr>
-          <w:b/>
-          <w:bCs/>
-        </w:rPr>
-        <w:t xml:space="preserve"> (Core Architecture Principles)</w:t>
-      </w:r>
-    </w:p>
-    <w:p>
-      <w:pPr>
-        <w:rPr>
-          <w:b/>
-          <w:bCs/>
-        </w:rPr>
-      </w:pPr>
-      <w:r>
-        <w:rPr>
-          <w:b/>
-          <w:bCs/>
-        </w:rPr>
-        <w:t xml:space="preserve">1.1 </w:t>
-      </w:r>
-      <w:r>
-        <w:rPr>
-          <w:b/>
-          <w:bCs/>
-        </w:rPr>
-        <w:t>在地化優先架構</w:t>
-      </w:r>
-      <w:r>
-        <w:rPr>
-          <w:b/>
-          <w:bCs/>
-        </w:rPr>
-        <w:t xml:space="preserve"> (Local-First Philosophy)</w:t>
+        <w:t>1. Core Architecture Principles</w:t>
+      </w:r>
+    </w:p>
+    <w:p>
+      <w:pPr>
+        <w:rPr>
+          <w:b/>
+          <w:bCs/>
+        </w:rPr>
+      </w:pPr>
+      <w:r>
+        <w:rPr>
+          <w:b/>
+          <w:bCs/>
+        </w:rPr>
+        <w:t>1.1 Local-First Philosophy</w:t>
       </w:r>
     </w:p>
     <w:p>
       <w:pPr>
         <w:numPr>
           <w:ilvl w:val="0"/>
-          <w:numId w:val="5"/>
+          <w:numId w:val="12"/>
         </w:numPr>
-      </w:pPr>
-      <w:r>
-        <w:rPr>
-          <w:b/>
-          <w:bCs/>
-        </w:rPr>
-        <w:t>硬體調參與控制在地化</w:t>
-      </w:r>
-      <w:r>
-        <w:t>：平移台微調定位、相機曝光</w:t>
-      </w:r>
-      <w:r>
-        <w:t>/Gain/ROI</w:t>
-      </w:r>
-      <w:r>
-        <w:t>、</w:t>
-      </w:r>
-      <w:r>
-        <w:t xml:space="preserve">DG645 </w:t>
-      </w:r>
-      <w:r>
-        <w:t>延遲時間等複雜設定，均於本地驅動與本地</w:t>
-      </w:r>
-      <w:r>
-        <w:t xml:space="preserve"> GUI </w:t>
-      </w:r>
-      <w:r>
-        <w:t>完成。</w:t>
-      </w:r>
-      <w:r>
-        <w:t xml:space="preserve"> </w:t>
-      </w:r>
-    </w:p>
-    <w:p/>
+        <w:rPr>
+          <w:b/>
+          <w:bCs/>
+        </w:rPr>
+      </w:pPr>
+      <w:r>
+        <w:rPr>
+          <w:b/>
+          <w:bCs/>
+        </w:rPr>
+        <w:t xml:space="preserve">Local Control &amp; Tuning: Stage micro-positioning, camera exposure/gain/ROI, and DG645 delay channels are configured and operated locally. </w:t>
+      </w:r>
+    </w:p>
+    <w:p>
+      <w:pPr>
+        <w:rPr>
+          <w:b/>
+          <w:bCs/>
+        </w:rPr>
+      </w:pPr>
+    </w:p>
     <w:p>
       <w:pPr>
         <w:numPr>
           <w:ilvl w:val="0"/>
-          <w:numId w:val="5"/>
+          <w:numId w:val="12"/>
         </w:numPr>
-      </w:pPr>
-      <w:r>
-        <w:rPr>
-          <w:b/>
-          <w:bCs/>
-        </w:rPr>
-        <w:t>本地資料落盤與分析</w:t>
-      </w:r>
-      <w:r>
-        <w:t>：影像資料直接存入本地</w:t>
-      </w:r>
-      <w:r>
-        <w:t xml:space="preserve"> NVMe/SSD </w:t>
-      </w:r>
-      <w:r>
-        <w:t>磁碟（</w:t>
-      </w:r>
-      <w:r>
-        <w:t xml:space="preserve">HDF5 </w:t>
-      </w:r>
-      <w:r>
-        <w:t>格式），並由本地程式進行基礎影像分析與</w:t>
-      </w:r>
-      <w:r>
-        <w:t xml:space="preserve"> Excel </w:t>
-      </w:r>
-      <w:r>
-        <w:t>追加紀錄（</w:t>
-      </w:r>
-      <w:r>
-        <w:t>experiment_log.xlsx</w:t>
-      </w:r>
-      <w:r>
-        <w:t>），避免大頻寬影像經由</w:t>
-      </w:r>
-      <w:r>
-        <w:t xml:space="preserve"> Channel Access </w:t>
-      </w:r>
-      <w:r>
-        <w:t>網路傳輸導致</w:t>
-      </w:r>
-      <w:r>
-        <w:t xml:space="preserve"> event loop </w:t>
-      </w:r>
-      <w:r>
-        <w:t>阻塞。</w:t>
-      </w:r>
-      <w:r>
-        <w:t xml:space="preserve"> </w:t>
-      </w:r>
-    </w:p>
-    <w:p/>
-    <w:p>
-      <w:pPr>
-        <w:rPr>
-          <w:b/>
-          <w:bCs/>
-        </w:rPr>
-      </w:pPr>
-      <w:r>
-        <w:rPr>
-          <w:b/>
-          <w:bCs/>
-        </w:rPr>
-        <w:t xml:space="preserve">1.2 Channel Access (CA) </w:t>
-      </w:r>
-      <w:r>
-        <w:rPr>
-          <w:b/>
-          <w:bCs/>
-        </w:rPr>
-        <w:t>薄外殼設計</w:t>
-      </w:r>
-      <w:r>
-        <w:rPr>
-          <w:b/>
-          <w:bCs/>
-        </w:rPr>
-        <w:t xml:space="preserve"> (Thin-Wrapper Pattern)</w:t>
+        <w:rPr>
+          <w:b/>
+          <w:bCs/>
+        </w:rPr>
+      </w:pPr>
+      <w:r>
+        <w:rPr>
+          <w:b/>
+          <w:bCs/>
+        </w:rPr>
+        <w:t xml:space="preserve">Local Data Persistence &amp; Processing: Images are stored directly to local SSD in HDF5/TIFF formats with metadata tags. Local image processing (e.g., 2D Gaussian fitting) and automatic Excel log appending (experiment_log.xlsx) run locally to avoid EPICS event loop network bottlenecks. </w:t>
+      </w:r>
+    </w:p>
+    <w:p>
+      <w:pPr>
+        <w:rPr>
+          <w:b/>
+          <w:bCs/>
+        </w:rPr>
+      </w:pPr>
+    </w:p>
+    <w:p>
+      <w:pPr>
+        <w:rPr>
+          <w:b/>
+          <w:bCs/>
+        </w:rPr>
+      </w:pPr>
+      <w:r>
+        <w:rPr>
+          <w:b/>
+          <w:bCs/>
+        </w:rPr>
+        <w:t>1.2 EPICS Channel Access Thin-Wrapper Pattern</w:t>
       </w:r>
     </w:p>
     <w:p>
       <w:pPr>
         <w:numPr>
           <w:ilvl w:val="0"/>
-          <w:numId w:val="6"/>
+          <w:numId w:val="13"/>
         </w:numPr>
-      </w:pPr>
-      <w:r>
-        <w:t>核心邏輯完全封裝於本地</w:t>
-      </w:r>
-      <w:r>
-        <w:t xml:space="preserve"> SequenceController </w:t>
-      </w:r>
-      <w:r>
-        <w:t>與</w:t>
-      </w:r>
-      <w:r>
-        <w:t xml:space="preserve"> DataManager </w:t>
-      </w:r>
-      <w:r>
-        <w:t>類別中。</w:t>
-      </w:r>
-      <w:r>
-        <w:t xml:space="preserve"> </w:t>
-      </w:r>
-    </w:p>
-    <w:p/>
+        <w:rPr>
+          <w:b/>
+          <w:bCs/>
+        </w:rPr>
+      </w:pPr>
+      <w:r>
+        <w:rPr>
+          <w:b/>
+          <w:bCs/>
+        </w:rPr>
+        <w:t xml:space="preserve">All business logic is encapsulated inside local SequenceController and DataManager modules. </w:t>
+      </w:r>
+    </w:p>
+    <w:p>
+      <w:pPr>
+        <w:rPr>
+          <w:b/>
+          <w:bCs/>
+        </w:rPr>
+      </w:pPr>
+    </w:p>
     <w:p>
       <w:pPr>
         <w:numPr>
           <w:ilvl w:val="0"/>
-          <w:numId w:val="6"/>
+          <w:numId w:val="13"/>
         </w:numPr>
-      </w:pPr>
-      <w:r>
-        <w:t xml:space="preserve">EPICS CA Server </w:t>
-      </w:r>
-      <w:r>
-        <w:t>僅作為輕量化遠端介面，暴露</w:t>
-      </w:r>
-      <w:r>
-        <w:t xml:space="preserve"> 5 </w:t>
-      </w:r>
-      <w:r>
-        <w:t>個核心</w:t>
-      </w:r>
-      <w:r>
-        <w:t xml:space="preserve"> PV</w:t>
-      </w:r>
-      <w:r>
-        <w:t>（</w:t>
-      </w:r>
-      <w:r>
-        <w:t>ShotTarget, Arm, State, FileName, Note</w:t>
-      </w:r>
-      <w:r>
-        <w:t>），透過呼叫本地</w:t>
-      </w:r>
-      <w:r>
-        <w:t xml:space="preserve"> API </w:t>
-      </w:r>
-      <w:r>
-        <w:t>觸發流程。</w:t>
-      </w:r>
-      <w:r>
-        <w:t xml:space="preserve"> </w:t>
-      </w:r>
-    </w:p>
-    <w:p/>
-    <w:p>
-      <w:pPr>
-        <w:rPr>
-          <w:b/>
-          <w:bCs/>
-        </w:rPr>
-      </w:pPr>
-      <w:r>
-        <w:rPr>
-          <w:b/>
-          <w:bCs/>
-        </w:rPr>
-        <w:t xml:space="preserve">2. </w:t>
-      </w:r>
-      <w:r>
-        <w:rPr>
-          <w:b/>
-          <w:bCs/>
-        </w:rPr>
-        <w:t>必備軟體設計模式</w:t>
-      </w:r>
-      <w:r>
-        <w:rPr>
-          <w:b/>
-          <w:bCs/>
-        </w:rPr>
-        <w:t xml:space="preserve"> (Mandatory Software Design Patterns)</w:t>
-      </w:r>
-    </w:p>
-    <w:p>
-      <w:r>
-        <w:t>為避免生成線性腳本（</w:t>
-      </w:r>
-      <w:r>
-        <w:t>Procedural Script</w:t>
-      </w:r>
-      <w:r>
-        <w:t>）導致邏輯混雜與鎖死，程式開發必須嚴格遵守以下四項</w:t>
-      </w:r>
-      <w:r>
-        <w:t xml:space="preserve"> OOP </w:t>
-      </w:r>
-      <w:r>
-        <w:t>設計模式：</w:t>
-      </w:r>
-    </w:p>
-    <w:p>
-      <w:r>
+        <w:rPr>
+          <w:b/>
+          <w:bCs/>
+        </w:rPr>
+      </w:pPr>
+      <w:r>
+        <w:rPr>
+          <w:b/>
+          <w:bCs/>
+        </w:rPr>
+        <w:t xml:space="preserve">The caproto IOC acts strictly as a lightweight remote wrapper, exposing 5 primary PVs (ShotTarget, Arm, State, FileName, Note). </w:t>
+      </w:r>
+    </w:p>
+    <w:p>
+      <w:pPr>
+        <w:rPr>
+          <w:b/>
+          <w:bCs/>
+        </w:rPr>
+      </w:pPr>
+    </w:p>
+    <w:p>
+      <w:pPr>
+        <w:rPr>
+          <w:b/>
+          <w:bCs/>
+        </w:rPr>
+      </w:pPr>
+      <w:r>
+        <w:rPr>
+          <w:b/>
+          <w:bCs/>
+        </w:rPr>
+        <w:t>2. Mandatory Software Design Patterns</w:t>
+      </w:r>
+    </w:p>
+    <w:p>
+      <w:pPr>
+        <w:rPr>
+          <w:b/>
+          <w:bCs/>
+        </w:rPr>
+      </w:pPr>
+      <w:r>
+        <w:rPr>
+          <w:b/>
+          <w:bCs/>
+        </w:rPr>
+        <w:t>To prevent procedural spaghetti code and event loop blocking, code generation must strictly adhere to these four Object-Oriented design patterns:</w:t>
+      </w:r>
+    </w:p>
+    <w:p>
+      <w:pPr>
+        <w:rPr>
+          <w:b/>
+          <w:bCs/>
+        </w:rPr>
+      </w:pPr>
+      <w:r>
+        <w:rPr>
+          <w:b/>
+          <w:bCs/>
+        </w:rPr>
         <w:br/>
       </w:r>
     </w:p>
@@ -372,40 +249,33 @@
       <w:pPr>
         <w:numPr>
           <w:ilvl w:val="0"/>
-          <w:numId w:val="7"/>
+          <w:numId w:val="14"/>
         </w:numPr>
-      </w:pPr>
-      <w:r>
-        <w:rPr>
-          <w:b/>
-          <w:bCs/>
-        </w:rPr>
-        <w:t>策略模式</w:t>
-      </w:r>
-      <w:r>
-        <w:rPr>
-          <w:b/>
-          <w:bCs/>
-        </w:rPr>
-        <w:t xml:space="preserve"> / </w:t>
-      </w:r>
-      <w:r>
-        <w:rPr>
-          <w:b/>
-          <w:bCs/>
-        </w:rPr>
-        <w:t>抽象介面</w:t>
-      </w:r>
-      <w:r>
-        <w:rPr>
-          <w:b/>
-          <w:bCs/>
-        </w:rPr>
-        <w:t xml:space="preserve"> (Strategy Pattern for Drivers)</w:t>
-      </w:r>
-    </w:p>
-    <w:p>
-      <w:r>
+        <w:rPr>
+          <w:b/>
+          <w:bCs/>
+        </w:rPr>
+      </w:pPr>
+      <w:r>
+        <w:rPr>
+          <w:b/>
+          <w:bCs/>
+        </w:rPr>
+        <w:t>Strategy Pattern / Abstract Interfaces for Drivers:</w:t>
+      </w:r>
+    </w:p>
+    <w:p>
+      <w:pPr>
+        <w:rPr>
+          <w:b/>
+          <w:bCs/>
+        </w:rPr>
+      </w:pPr>
+      <w:r>
+        <w:rPr>
+          <w:b/>
+          <w:bCs/>
+        </w:rPr>
         <w:br/>
       </w:r>
     </w:p>
@@ -413,59 +283,87 @@
       <w:pPr>
         <w:numPr>
           <w:ilvl w:val="1"/>
-          <w:numId w:val="7"/>
+          <w:numId w:val="14"/>
         </w:numPr>
-      </w:pPr>
-      <w:r>
-        <w:t>所有硬體驅動必須繼承抽象基類（</w:t>
-      </w:r>
-      <w:r>
-        <w:t>BaseCamera, BaseStage, BaseDelayGen</w:t>
-      </w:r>
-      <w:r>
-        <w:t>），並同時實作實體驅動（</w:t>
-      </w:r>
-      <w:r>
-        <w:t>RealDriver</w:t>
-      </w:r>
-      <w:r>
-        <w:t>）與模擬驅動（</w:t>
-      </w:r>
-      <w:r>
-        <w:t>MockDriver</w:t>
-      </w:r>
-      <w:r>
-        <w:t>），確保離線狀態下亦可進行完整流程測試。</w:t>
-      </w:r>
-      <w:r>
-        <w:t xml:space="preserve"> </w:t>
-      </w:r>
-    </w:p>
-    <w:p/>
+        <w:rPr>
+          <w:b/>
+          <w:bCs/>
+        </w:rPr>
+      </w:pPr>
+      <w:r>
+        <w:rPr>
+          <w:b/>
+          <w:bCs/>
+        </w:rPr>
+        <w:t xml:space="preserve">All drivers inherit from abstract base classes (BaseCamera, BaseStage, BaseDelayGen). </w:t>
+      </w:r>
+    </w:p>
+    <w:p>
+      <w:pPr>
+        <w:rPr>
+          <w:b/>
+          <w:bCs/>
+        </w:rPr>
+      </w:pPr>
+    </w:p>
+    <w:p>
+      <w:pPr>
+        <w:numPr>
+          <w:ilvl w:val="1"/>
+          <w:numId w:val="14"/>
+        </w:numPr>
+        <w:rPr>
+          <w:b/>
+          <w:bCs/>
+        </w:rPr>
+      </w:pPr>
+      <w:r>
+        <w:rPr>
+          <w:b/>
+          <w:bCs/>
+        </w:rPr>
+        <w:t xml:space="preserve">Implement both RealDriver and MockDriver for offline development and testing. </w:t>
+      </w:r>
+    </w:p>
+    <w:p>
+      <w:pPr>
+        <w:rPr>
+          <w:b/>
+          <w:bCs/>
+        </w:rPr>
+      </w:pPr>
+    </w:p>
     <w:p>
       <w:pPr>
         <w:numPr>
           <w:ilvl w:val="0"/>
-          <w:numId w:val="7"/>
+          <w:numId w:val="14"/>
         </w:numPr>
-      </w:pPr>
-      <w:r>
-        <w:rPr>
-          <w:b/>
-          <w:bCs/>
-        </w:rPr>
-        <w:t>狀態模式與安全鎖</w:t>
-      </w:r>
-      <w:r>
-        <w:rPr>
-          <w:b/>
-          <w:bCs/>
-        </w:rPr>
-        <w:t xml:space="preserve"> (State Pattern &amp; Interlocks)</w:t>
-      </w:r>
-    </w:p>
-    <w:p>
-      <w:r>
+        <w:rPr>
+          <w:b/>
+          <w:bCs/>
+        </w:rPr>
+      </w:pPr>
+      <w:r>
+        <w:rPr>
+          <w:b/>
+          <w:bCs/>
+        </w:rPr>
+        <w:t>State Pattern &amp; Interlocks:</w:t>
+      </w:r>
+    </w:p>
+    <w:p>
+      <w:pPr>
+        <w:rPr>
+          <w:b/>
+          <w:bCs/>
+        </w:rPr>
+      </w:pPr>
+      <w:r>
+        <w:rPr>
+          <w:b/>
+          <w:bCs/>
+        </w:rPr>
         <w:br/>
       </w:r>
     </w:p>
@@ -473,86 +371,87 @@
       <w:pPr>
         <w:numPr>
           <w:ilvl w:val="1"/>
-          <w:numId w:val="7"/>
+          <w:numId w:val="14"/>
         </w:numPr>
-      </w:pPr>
-      <w:r>
-        <w:t>系統狀態使用</w:t>
-      </w:r>
-      <w:r>
-        <w:t xml:space="preserve"> Enum </w:t>
-      </w:r>
-      <w:r>
-        <w:t>強型別管理（</w:t>
-      </w:r>
-      <w:r>
-        <w:t>IDLE, ARMED, ACQUIRING, SAVING, ERROR</w:t>
-      </w:r>
-      <w:r>
-        <w:t>）。</w:t>
-      </w:r>
-      <w:r>
-        <w:t xml:space="preserve"> </w:t>
-      </w:r>
-    </w:p>
-    <w:p/>
+        <w:rPr>
+          <w:b/>
+          <w:bCs/>
+        </w:rPr>
+      </w:pPr>
+      <w:r>
+        <w:rPr>
+          <w:b/>
+          <w:bCs/>
+        </w:rPr>
+        <w:t xml:space="preserve">Enforce strict state management via Enum (IDLE, ARMED, ACQUIRING, SAVING, ERROR). </w:t>
+      </w:r>
+    </w:p>
+    <w:p>
+      <w:pPr>
+        <w:rPr>
+          <w:b/>
+          <w:bCs/>
+        </w:rPr>
+      </w:pPr>
+    </w:p>
     <w:p>
       <w:pPr>
         <w:numPr>
           <w:ilvl w:val="1"/>
-          <w:numId w:val="7"/>
+          <w:numId w:val="14"/>
         </w:numPr>
-      </w:pPr>
-      <w:r>
-        <w:t>執行</w:t>
-      </w:r>
-      <w:r>
-        <w:t xml:space="preserve"> Arming </w:t>
-      </w:r>
-      <w:r>
-        <w:t>前必須強制校驗安全聯鎖：若馬達靜止狀態</w:t>
-      </w:r>
-      <w:r>
-        <w:t xml:space="preserve"> Stage:IsMoving == True</w:t>
-      </w:r>
-      <w:r>
-        <w:t>，則拒絕待命並拋出</w:t>
-      </w:r>
-      <w:r>
-        <w:t xml:space="preserve"> Warning</w:t>
-      </w:r>
-      <w:r>
-        <w:t>。</w:t>
-      </w:r>
-      <w:r>
-        <w:t xml:space="preserve"> </w:t>
-      </w:r>
-    </w:p>
-    <w:p/>
+        <w:rPr>
+          <w:b/>
+          <w:bCs/>
+        </w:rPr>
+      </w:pPr>
+      <w:r>
+        <w:rPr>
+          <w:b/>
+          <w:bCs/>
+        </w:rPr>
+        <w:t xml:space="preserve">Interlock rule: arm_and_start() must verify stage.is_moving() == False before arming cameras. </w:t>
+      </w:r>
+    </w:p>
+    <w:p>
+      <w:pPr>
+        <w:rPr>
+          <w:b/>
+          <w:bCs/>
+        </w:rPr>
+      </w:pPr>
+    </w:p>
     <w:p>
       <w:pPr>
         <w:numPr>
           <w:ilvl w:val="0"/>
-          <w:numId w:val="7"/>
+          <w:numId w:val="14"/>
         </w:numPr>
-      </w:pPr>
-      <w:r>
-        <w:rPr>
-          <w:b/>
-          <w:bCs/>
-        </w:rPr>
-        <w:t>管理員模式</w:t>
-      </w:r>
-      <w:r>
-        <w:rPr>
-          <w:b/>
-          <w:bCs/>
-        </w:rPr>
-        <w:t xml:space="preserve"> (Manager Pattern for Data &amp; RAM)</w:t>
-      </w:r>
-    </w:p>
-    <w:p>
-      <w:r>
+        <w:rPr>
+          <w:b/>
+          <w:bCs/>
+        </w:rPr>
+      </w:pPr>
+      <w:r>
+        <w:rPr>
+          <w:b/>
+          <w:bCs/>
+        </w:rPr>
+        <w:t>Manager Pattern for Data &amp; RAM:</w:t>
+      </w:r>
+    </w:p>
+    <w:p>
+      <w:pPr>
+        <w:rPr>
+          <w:b/>
+          <w:bCs/>
+        </w:rPr>
+      </w:pPr>
+      <w:r>
+        <w:rPr>
+          <w:b/>
+          <w:bCs/>
+        </w:rPr>
         <w:br/>
       </w:r>
     </w:p>
@@ -560,85 +459,60 @@
       <w:pPr>
         <w:numPr>
           <w:ilvl w:val="1"/>
-          <w:numId w:val="7"/>
+          <w:numId w:val="14"/>
         </w:numPr>
-      </w:pPr>
-      <w:r>
-        <w:t>由獨立的</w:t>
-      </w:r>
-      <w:r>
-        <w:t xml:space="preserve"> DataManager </w:t>
-      </w:r>
-      <w:r>
-        <w:t>類別統一管理</w:t>
-      </w:r>
-      <w:r>
-        <w:t xml:space="preserve"> Zero-Copy RAM </w:t>
-      </w:r>
-      <w:r>
-        <w:t>記憶體預分配、本地</w:t>
-      </w:r>
-      <w:r>
-        <w:t xml:space="preserve"> HDF5 </w:t>
-      </w:r>
-      <w:r>
-        <w:t>序列化寫入、基礎影像分析與</w:t>
-      </w:r>
-      <w:r>
-        <w:t xml:space="preserve"> Excel </w:t>
-      </w:r>
-      <w:r>
-        <w:t>追加日誌（</w:t>
-      </w:r>
-      <w:r>
-        <w:t>experiment_log.xlsx</w:t>
-      </w:r>
-      <w:r>
-        <w:t>）。</w:t>
-      </w:r>
-      <w:r>
-        <w:t xml:space="preserve"> </w:t>
-      </w:r>
-    </w:p>
-    <w:p/>
+        <w:rPr>
+          <w:b/>
+          <w:bCs/>
+        </w:rPr>
+      </w:pPr>
+      <w:r>
+        <w:rPr>
+          <w:b/>
+          <w:bCs/>
+        </w:rPr>
+        <w:t xml:space="preserve">DataManager handles zero-copy RAM buffer pre-allocation, local HDF5 persistence, TIFF tag embedding, and Excel log appending (experiment_log.xlsx). </w:t>
+      </w:r>
+    </w:p>
+    <w:p>
+      <w:pPr>
+        <w:rPr>
+          <w:b/>
+          <w:bCs/>
+        </w:rPr>
+      </w:pPr>
+    </w:p>
     <w:p>
       <w:pPr>
         <w:numPr>
           <w:ilvl w:val="0"/>
-          <w:numId w:val="7"/>
+          <w:numId w:val="14"/>
         </w:numPr>
-      </w:pPr>
-      <w:r>
-        <w:rPr>
-          <w:b/>
-          <w:bCs/>
-        </w:rPr>
-        <w:t>異步</w:t>
-      </w:r>
-      <w:r>
-        <w:rPr>
-          <w:b/>
-          <w:bCs/>
-        </w:rPr>
-        <w:t xml:space="preserve"> Thread </w:t>
-      </w:r>
-      <w:r>
-        <w:rPr>
-          <w:b/>
-          <w:bCs/>
-        </w:rPr>
-        <w:t>隔離</w:t>
-      </w:r>
-      <w:r>
-        <w:rPr>
-          <w:b/>
-          <w:bCs/>
-        </w:rPr>
-        <w:t xml:space="preserve"> (Async Thread Pool Isolation)</w:t>
-      </w:r>
-    </w:p>
-    <w:p>
-      <w:r>
+        <w:rPr>
+          <w:b/>
+          <w:bCs/>
+        </w:rPr>
+      </w:pPr>
+      <w:r>
+        <w:rPr>
+          <w:b/>
+          <w:bCs/>
+        </w:rPr>
+        <w:t>Thread Pool Isolation:</w:t>
+      </w:r>
+    </w:p>
+    <w:p>
+      <w:pPr>
+        <w:rPr>
+          <w:b/>
+          <w:bCs/>
+        </w:rPr>
+      </w:pPr>
+      <w:r>
+        <w:rPr>
+          <w:b/>
+          <w:bCs/>
+        </w:rPr>
         <w:br/>
       </w:r>
     </w:p>
@@ -646,750 +520,1129 @@
       <w:pPr>
         <w:numPr>
           <w:ilvl w:val="1"/>
-          <w:numId w:val="7"/>
+          <w:numId w:val="14"/>
         </w:numPr>
-      </w:pPr>
-      <w:r>
-        <w:t>任何</w:t>
-      </w:r>
-      <w:r>
-        <w:t xml:space="preserve"> Blocking I/O</w:t>
-      </w:r>
-      <w:r>
-        <w:t>（串口通訊、</w:t>
-      </w:r>
-      <w:r>
-        <w:t xml:space="preserve">C SDK </w:t>
-      </w:r>
-      <w:r>
-        <w:t>呼叫、磁碟寫入）必須透過</w:t>
-      </w:r>
-      <w:r>
-        <w:t xml:space="preserve"> asyncio.to_thread() </w:t>
-      </w:r>
-      <w:r>
-        <w:t>或</w:t>
-      </w:r>
-      <w:r>
-        <w:t xml:space="preserve"> ThreadPoolExecutor </w:t>
-      </w:r>
-      <w:r>
-        <w:t>包裝，防止卡死未來的</w:t>
-      </w:r>
-      <w:r>
-        <w:t xml:space="preserve"> caproto </w:t>
-      </w:r>
-      <w:r>
-        <w:t>事件迴圈。</w:t>
-      </w:r>
-      <w:r>
-        <w:t xml:space="preserve"> </w:t>
-      </w:r>
-    </w:p>
-    <w:p/>
-    <w:p>
-      <w:pPr>
-        <w:rPr>
-          <w:b/>
-          <w:bCs/>
-        </w:rPr>
-      </w:pPr>
-      <w:r>
-        <w:rPr>
-          <w:b/>
-          <w:bCs/>
-        </w:rPr>
-        <w:t xml:space="preserve">3. </w:t>
-      </w:r>
-      <w:r>
-        <w:rPr>
-          <w:b/>
-          <w:bCs/>
-        </w:rPr>
-        <w:t>專案目錄結構</w:t>
-      </w:r>
-      <w:r>
-        <w:rPr>
-          <w:b/>
-          <w:bCs/>
-        </w:rPr>
-        <w:t xml:space="preserve"> (Project Directory Structure)</w:t>
-      </w:r>
-    </w:p>
-    <w:p>
-      <w:r>
+        <w:rPr>
+          <w:b/>
+          <w:bCs/>
+        </w:rPr>
+      </w:pPr>
+      <w:r>
+        <w:rPr>
+          <w:b/>
+          <w:bCs/>
+        </w:rPr>
+        <w:t xml:space="preserve">All blocking I/O (Serial RS-232, C SDK calls, file saving) must be wrapped using asyncio.to_thread() or ThreadPoolExecutor. </w:t>
+      </w:r>
+    </w:p>
+    <w:p>
+      <w:pPr>
+        <w:rPr>
+          <w:b/>
+          <w:bCs/>
+        </w:rPr>
+      </w:pPr>
+    </w:p>
+    <w:p>
+      <w:pPr>
+        <w:rPr>
+          <w:b/>
+          <w:bCs/>
+        </w:rPr>
+      </w:pPr>
+      <w:r>
+        <w:rPr>
+          <w:b/>
+          <w:bCs/>
+        </w:rPr>
+        <w:t>3. Project Directory Structure</w:t>
+      </w:r>
+    </w:p>
+    <w:p>
+      <w:pPr>
+        <w:rPr>
+          <w:b/>
+          <w:bCs/>
+        </w:rPr>
+      </w:pPr>
+      <w:r>
+        <w:rPr>
+          <w:b/>
+          <w:bCs/>
+        </w:rPr>
         <w:t>Plaintext</w:t>
       </w:r>
     </w:p>
     <w:p>
-      <w:r>
+      <w:pPr>
+        <w:rPr>
+          <w:b/>
+          <w:bCs/>
+        </w:rPr>
+      </w:pPr>
+      <w:r>
+        <w:rPr>
+          <w:b/>
+          <w:bCs/>
+        </w:rPr>
         <w:t>DAQ_CA/</w:t>
       </w:r>
     </w:p>
     <w:p>
+      <w:pPr>
+        <w:rPr>
+          <w:b/>
+          <w:bCs/>
+        </w:rPr>
+      </w:pPr>
       <w:r>
         <w:rPr>
           <w:rFonts w:ascii="Times New Roman" w:hAnsi="Times New Roman" w:cs="Times New Roman"/>
+          <w:b/>
+          <w:bCs/>
         </w:rPr>
         <w:t>├</w:t>
       </w:r>
       <w:r>
         <w:rPr>
           <w:rFonts w:ascii="Calibri" w:hAnsi="Calibri" w:cs="Calibri"/>
+          <w:b/>
+          <w:bCs/>
         </w:rPr>
         <w:t>──</w:t>
       </w:r>
       <w:r>
-        <w:t xml:space="preserve"> config.yaml                # </w:t>
-      </w:r>
-      <w:r>
-        <w:t>設備</w:t>
-      </w:r>
-      <w:r>
-        <w:t xml:space="preserve"> COM Port</w:t>
-      </w:r>
-      <w:r>
-        <w:t>、波特率、儲存路徑等統一設定檔</w:t>
-      </w:r>
-    </w:p>
-    <w:p>
+        <w:rPr>
+          <w:b/>
+          <w:bCs/>
+        </w:rPr>
+        <w:t xml:space="preserve"> DEVELOPMENT_LOG.md         # Token-efficient logbook tracking APIs, state &amp; tasks</w:t>
+      </w:r>
+    </w:p>
+    <w:p>
+      <w:pPr>
+        <w:rPr>
+          <w:b/>
+          <w:bCs/>
+        </w:rPr>
+      </w:pPr>
       <w:r>
         <w:rPr>
           <w:rFonts w:ascii="Times New Roman" w:hAnsi="Times New Roman" w:cs="Times New Roman"/>
+          <w:b/>
+          <w:bCs/>
         </w:rPr>
         <w:t>├</w:t>
       </w:r>
       <w:r>
         <w:rPr>
           <w:rFonts w:ascii="Calibri" w:hAnsi="Calibri" w:cs="Calibri"/>
+          <w:b/>
+          <w:bCs/>
         </w:rPr>
         <w:t>──</w:t>
       </w:r>
       <w:r>
-        <w:t xml:space="preserve"> drivers/                   # </w:t>
-      </w:r>
-      <w:r>
-        <w:t>獨立硬體驅動層</w:t>
-      </w:r>
-      <w:r>
-        <w:t xml:space="preserve"> (OOP Strategy Pattern)</w:t>
-      </w:r>
-    </w:p>
-    <w:p>
-      <w:r>
+        <w:rPr>
+          <w:b/>
+          <w:bCs/>
+        </w:rPr>
+        <w:t xml:space="preserve"> config.yaml                # Serial ports, baud rates, default paths</w:t>
+      </w:r>
+    </w:p>
+    <w:p>
+      <w:pPr>
+        <w:rPr>
+          <w:b/>
+          <w:bCs/>
+        </w:rPr>
+      </w:pPr>
+      <w:r>
+        <w:rPr>
+          <w:rFonts w:ascii="Times New Roman" w:hAnsi="Times New Roman" w:cs="Times New Roman"/>
+          <w:b/>
+          <w:bCs/>
+        </w:rPr>
+        <w:t>├</w:t>
+      </w:r>
+      <w:r>
+        <w:rPr>
+          <w:rFonts w:ascii="Calibri" w:hAnsi="Calibri" w:cs="Calibri"/>
+          <w:b/>
+          <w:bCs/>
+        </w:rPr>
+        <w:t>──</w:t>
+      </w:r>
+      <w:r>
+        <w:rPr>
+          <w:b/>
+          <w:bCs/>
+        </w:rPr>
+        <w:t xml:space="preserve"> drivers/                   # Hardware Driver Layer (Strategy Pattern)</w:t>
+      </w:r>
+    </w:p>
+    <w:p>
+      <w:pPr>
+        <w:rPr>
+          <w:b/>
+          <w:bCs/>
+        </w:rPr>
+      </w:pPr>
+      <w:r>
+        <w:rPr>
+          <w:b/>
+          <w:bCs/>
+        </w:rPr>
         <w:t xml:space="preserve">│   </w:t>
       </w:r>
       <w:r>
         <w:rPr>
           <w:rFonts w:ascii="Times New Roman" w:hAnsi="Times New Roman" w:cs="Times New Roman"/>
+          <w:b/>
+          <w:bCs/>
         </w:rPr>
         <w:t>├</w:t>
       </w:r>
       <w:r>
         <w:rPr>
           <w:rFonts w:ascii="Calibri" w:hAnsi="Calibri" w:cs="Calibri"/>
+          <w:b/>
+          <w:bCs/>
         </w:rPr>
         <w:t>──</w:t>
       </w:r>
       <w:r>
-        <w:t xml:space="preserve"> base_driver.py         # </w:t>
-      </w:r>
-      <w:r>
-        <w:t>抽象基類</w:t>
-      </w:r>
-      <w:r>
-        <w:t xml:space="preserve"> Interface</w:t>
-      </w:r>
-    </w:p>
-    <w:p>
-      <w:r>
+        <w:rPr>
+          <w:b/>
+          <w:bCs/>
+        </w:rPr>
+        <w:t xml:space="preserve"> base_driver.py         # Abstract base classes</w:t>
+      </w:r>
+    </w:p>
+    <w:p>
+      <w:pPr>
+        <w:rPr>
+          <w:b/>
+          <w:bCs/>
+        </w:rPr>
+      </w:pPr>
+      <w:r>
+        <w:rPr>
+          <w:b/>
+          <w:bCs/>
+        </w:rPr>
         <w:t xml:space="preserve">│   </w:t>
       </w:r>
       <w:r>
         <w:rPr>
           <w:rFonts w:ascii="Times New Roman" w:hAnsi="Times New Roman" w:cs="Times New Roman"/>
+          <w:b/>
+          <w:bCs/>
         </w:rPr>
         <w:t>├</w:t>
       </w:r>
       <w:r>
         <w:rPr>
           <w:rFonts w:ascii="Calibri" w:hAnsi="Calibri" w:cs="Calibri"/>
+          <w:b/>
+          <w:bCs/>
         </w:rPr>
         <w:t>──</w:t>
       </w:r>
       <w:r>
-        <w:t xml:space="preserve"> dg645_driver.py        # SRS DG645 </w:t>
-      </w:r>
-      <w:r>
-        <w:t>驅動</w:t>
-      </w:r>
-      <w:r>
-        <w:t xml:space="preserve"> (</w:t>
-      </w:r>
-      <w:r>
-        <w:t>含</w:t>
-      </w:r>
-      <w:r>
-        <w:t xml:space="preserve"> Mock)</w:t>
-      </w:r>
-    </w:p>
-    <w:p>
-      <w:r>
+        <w:rPr>
+          <w:b/>
+          <w:bCs/>
+        </w:rPr>
+        <w:t xml:space="preserve"> dg645_driver.py        # SRS DG645 driver (with Mock)</w:t>
+      </w:r>
+    </w:p>
+    <w:p>
+      <w:pPr>
+        <w:rPr>
+          <w:b/>
+          <w:bCs/>
+        </w:rPr>
+      </w:pPr>
+      <w:r>
+        <w:rPr>
+          <w:b/>
+          <w:bCs/>
+        </w:rPr>
         <w:t xml:space="preserve">│   </w:t>
       </w:r>
       <w:r>
         <w:rPr>
           <w:rFonts w:ascii="Times New Roman" w:hAnsi="Times New Roman" w:cs="Times New Roman"/>
+          <w:b/>
+          <w:bCs/>
         </w:rPr>
         <w:t>├</w:t>
       </w:r>
       <w:r>
         <w:rPr>
           <w:rFonts w:ascii="Calibri" w:hAnsi="Calibri" w:cs="Calibri"/>
+          <w:b/>
+          <w:bCs/>
         </w:rPr>
         <w:t>──</w:t>
       </w:r>
       <w:r>
-        <w:t xml:space="preserve"> stage_driver.py        # Faulhaber/Arduino </w:t>
-      </w:r>
-      <w:r>
-        <w:t>平移台驅動</w:t>
-      </w:r>
-      <w:r>
-        <w:t xml:space="preserve"> (</w:t>
-      </w:r>
-      <w:r>
-        <w:t>含</w:t>
-      </w:r>
-      <w:r>
-        <w:t xml:space="preserve"> Mock)</w:t>
-      </w:r>
-    </w:p>
-    <w:p>
-      <w:r>
-        <w:t xml:space="preserve">│   └── camera_driver.py       # Andor &amp; </w:t>
-      </w:r>
-      <w:r>
-        <w:t>相機驅動</w:t>
-      </w:r>
-      <w:r>
-        <w:t xml:space="preserve"> (</w:t>
-      </w:r>
-      <w:r>
-        <w:t>含</w:t>
-      </w:r>
-      <w:r>
-        <w:t xml:space="preserve"> Mock)</w:t>
-      </w:r>
-    </w:p>
-    <w:p>
+        <w:rPr>
+          <w:b/>
+          <w:bCs/>
+        </w:rPr>
+        <w:t xml:space="preserve"> stage_driver.py        # Translation stage driver (with Mock)</w:t>
+      </w:r>
+    </w:p>
+    <w:p>
+      <w:pPr>
+        <w:rPr>
+          <w:b/>
+          <w:bCs/>
+        </w:rPr>
+      </w:pPr>
+      <w:r>
+        <w:rPr>
+          <w:b/>
+          <w:bCs/>
+        </w:rPr>
+        <w:t>│   └── camera_gui.py          # Dual GigE Camera GUI &amp; Driver (with Mock)</w:t>
+      </w:r>
+    </w:p>
+    <w:p>
+      <w:pPr>
+        <w:rPr>
+          <w:b/>
+          <w:bCs/>
+        </w:rPr>
+      </w:pPr>
       <w:r>
         <w:rPr>
           <w:rFonts w:ascii="Times New Roman" w:hAnsi="Times New Roman" w:cs="Times New Roman"/>
+          <w:b/>
+          <w:bCs/>
         </w:rPr>
         <w:t>├</w:t>
       </w:r>
       <w:r>
         <w:rPr>
           <w:rFonts w:ascii="Calibri" w:hAnsi="Calibri" w:cs="Calibri"/>
+          <w:b/>
+          <w:bCs/>
         </w:rPr>
         <w:t>──</w:t>
       </w:r>
       <w:r>
-        <w:t xml:space="preserve"> core/                      # </w:t>
-      </w:r>
-      <w:r>
-        <w:t>本地核心邏輯與資料處理層</w:t>
-      </w:r>
-    </w:p>
-    <w:p>
-      <w:r>
+        <w:rPr>
+          <w:b/>
+          <w:bCs/>
+        </w:rPr>
+        <w:t xml:space="preserve"> core/                      # Local Core Logic &amp; Data Layer</w:t>
+      </w:r>
+    </w:p>
+    <w:p>
+      <w:pPr>
+        <w:rPr>
+          <w:b/>
+          <w:bCs/>
+        </w:rPr>
+      </w:pPr>
+      <w:r>
+        <w:rPr>
+          <w:b/>
+          <w:bCs/>
+        </w:rPr>
         <w:t xml:space="preserve">│   </w:t>
       </w:r>
       <w:r>
         <w:rPr>
           <w:rFonts w:ascii="Times New Roman" w:hAnsi="Times New Roman" w:cs="Times New Roman"/>
+          <w:b/>
+          <w:bCs/>
         </w:rPr>
         <w:t>├</w:t>
       </w:r>
       <w:r>
         <w:rPr>
           <w:rFonts w:ascii="Calibri" w:hAnsi="Calibri" w:cs="Calibri"/>
+          <w:b/>
+          <w:bCs/>
         </w:rPr>
         <w:t>──</w:t>
       </w:r>
       <w:r>
-        <w:t xml:space="preserve"> data_manager.py        # RAM Buffer, HDF5, Excel Logger, </w:t>
-      </w:r>
-      <w:r>
-        <w:t>本地分析</w:t>
-      </w:r>
-    </w:p>
-    <w:p>
-      <w:r>
-        <w:t xml:space="preserve">│   └── sequence_controller.py # </w:t>
-      </w:r>
-      <w:r>
-        <w:t>狀態機主控制器</w:t>
-      </w:r>
-      <w:r>
-        <w:t xml:space="preserve"> (</w:t>
-      </w:r>
-      <w:r>
-        <w:t>預留</w:t>
-      </w:r>
-      <w:r>
-        <w:t xml:space="preserve"> CA Hook)</w:t>
-      </w:r>
-    </w:p>
-    <w:p>
+        <w:rPr>
+          <w:b/>
+          <w:bCs/>
+        </w:rPr>
+        <w:t xml:space="preserve"> data_manager.py        # RAM Buffer, HDF5, TIFF Tags, Excel Logger</w:t>
+      </w:r>
+    </w:p>
+    <w:p>
+      <w:pPr>
+        <w:rPr>
+          <w:b/>
+          <w:bCs/>
+        </w:rPr>
+      </w:pPr>
+      <w:r>
+        <w:rPr>
+          <w:b/>
+          <w:bCs/>
+        </w:rPr>
+        <w:t>│   └── sequence_controller.py # State machine controller (CA Hook)</w:t>
+      </w:r>
+    </w:p>
+    <w:p>
+      <w:pPr>
+        <w:rPr>
+          <w:b/>
+          <w:bCs/>
+        </w:rPr>
+      </w:pPr>
       <w:r>
         <w:rPr>
           <w:rFonts w:ascii="Times New Roman" w:hAnsi="Times New Roman" w:cs="Times New Roman"/>
+          <w:b/>
+          <w:bCs/>
         </w:rPr>
         <w:t>├</w:t>
       </w:r>
       <w:r>
         <w:rPr>
           <w:rFonts w:ascii="Calibri" w:hAnsi="Calibri" w:cs="Calibri"/>
+          <w:b/>
+          <w:bCs/>
         </w:rPr>
         <w:t>──</w:t>
       </w:r>
       <w:r>
-        <w:t xml:space="preserve"> test_single_shot_sequence.py # </w:t>
-      </w:r>
-      <w:r>
-        <w:t>本地純</w:t>
-      </w:r>
-      <w:r>
-        <w:t xml:space="preserve"> Python </w:t>
-      </w:r>
-      <w:r>
-        <w:t>整合測試腳本</w:t>
-      </w:r>
-      <w:r>
-        <w:t xml:space="preserve"> (Step 2)</w:t>
-      </w:r>
-    </w:p>
-    <w:p>
-      <w:r>
-        <w:t xml:space="preserve">└── ca_server/                 # (Phase 2) EPICS IOC </w:t>
-      </w:r>
-      <w:r>
-        <w:t>封裝目錄</w:t>
-      </w:r>
-    </w:p>
-    <w:p>
-      <w:r>
-        <w:t xml:space="preserve">    └── ioc_server.py          # caproto.asyncio </w:t>
-      </w:r>
-      <w:r>
-        <w:t>薄外殼服務</w:t>
-      </w:r>
-    </w:p>
-    <w:p>
-      <w:pPr>
-        <w:rPr>
-          <w:b/>
-          <w:bCs/>
-        </w:rPr>
-      </w:pPr>
-      <w:r>
-        <w:rPr>
-          <w:b/>
-          <w:bCs/>
-        </w:rPr>
-        <w:t xml:space="preserve">4. DAQ </w:t>
-      </w:r>
-      <w:r>
-        <w:rPr>
-          <w:b/>
-          <w:bCs/>
-        </w:rPr>
-        <w:t>完整運作流程</w:t>
-      </w:r>
-      <w:r>
-        <w:rPr>
-          <w:b/>
-          <w:bCs/>
-        </w:rPr>
-        <w:t xml:space="preserve"> (DAQ Execution Flow)</w:t>
-      </w:r>
-    </w:p>
-    <w:p>
-      <w:r>
+        <w:rPr>
+          <w:b/>
+          <w:bCs/>
+        </w:rPr>
+        <w:t xml:space="preserve"> test_single_shot_sequence.py # Pure-Python local integration test script</w:t>
+      </w:r>
+    </w:p>
+    <w:p>
+      <w:pPr>
+        <w:rPr>
+          <w:b/>
+          <w:bCs/>
+        </w:rPr>
+      </w:pPr>
+      <w:r>
+        <w:rPr>
+          <w:b/>
+          <w:bCs/>
+        </w:rPr>
         <w:lastRenderedPageBreak/>
+        <w:t>└── ca_server/                 # EPICS IOC Directory (Phase 2)</w:t>
+      </w:r>
+    </w:p>
+    <w:p>
+      <w:pPr>
+        <w:rPr>
+          <w:b/>
+          <w:bCs/>
+        </w:rPr>
+      </w:pPr>
+      <w:r>
+        <w:rPr>
+          <w:b/>
+          <w:bCs/>
+        </w:rPr>
+        <w:t xml:space="preserve">    └── ioc_server.py          # caproto.asyncio thin-wrapper server</w:t>
+      </w:r>
+    </w:p>
+    <w:p>
+      <w:pPr>
+        <w:rPr>
+          <w:b/>
+          <w:bCs/>
+        </w:rPr>
+      </w:pPr>
+      <w:r>
+        <w:rPr>
+          <w:b/>
+          <w:bCs/>
+        </w:rPr>
+        <w:t>4. Logbook &amp; Context Maintenance Rules (DEVELOPMENT_LOG.md)</w:t>
+      </w:r>
+    </w:p>
+    <w:p>
+      <w:pPr>
+        <w:rPr>
+          <w:b/>
+          <w:bCs/>
+        </w:rPr>
+      </w:pPr>
+      <w:r>
+        <w:rPr>
+          <w:b/>
+          <w:bCs/>
+        </w:rPr>
+        <w:t>To optimize token usage and prevent context drift across development sessions, DEVELOPMENT_LOG.md must be maintained at the project root with the following structure:</w:t>
+      </w:r>
+    </w:p>
+    <w:p>
+      <w:pPr>
+        <w:rPr>
+          <w:b/>
+          <w:bCs/>
+        </w:rPr>
+      </w:pPr>
+      <w:r>
+        <w:rPr>
+          <w:b/>
+          <w:bCs/>
+        </w:rPr>
+        <w:br/>
+      </w:r>
+    </w:p>
+    <w:p>
+      <w:pPr>
+        <w:numPr>
+          <w:ilvl w:val="0"/>
+          <w:numId w:val="15"/>
+        </w:numPr>
+        <w:rPr>
+          <w:b/>
+          <w:bCs/>
+        </w:rPr>
+      </w:pPr>
+      <w:r>
+        <w:rPr>
+          <w:b/>
+          <w:bCs/>
+        </w:rPr>
+        <w:t xml:space="preserve">System Architecture Summary: Concise recap of design patterns, local-first rules, and interlocks. </w:t>
+      </w:r>
+    </w:p>
+    <w:p>
+      <w:pPr>
+        <w:rPr>
+          <w:b/>
+          <w:bCs/>
+        </w:rPr>
+      </w:pPr>
+    </w:p>
+    <w:p>
+      <w:pPr>
+        <w:numPr>
+          <w:ilvl w:val="0"/>
+          <w:numId w:val="15"/>
+        </w:numPr>
+        <w:rPr>
+          <w:b/>
+          <w:bCs/>
+        </w:rPr>
+      </w:pPr>
+      <w:r>
+        <w:rPr>
+          <w:b/>
+          <w:bCs/>
+        </w:rPr>
+        <w:t xml:space="preserve">Completed Modules &amp; API Contracts: Signatures of implemented classes/methods (e.g., SequenceController.arm_and_start()). </w:t>
+      </w:r>
+    </w:p>
+    <w:p>
+      <w:pPr>
+        <w:rPr>
+          <w:b/>
+          <w:bCs/>
+        </w:rPr>
+      </w:pPr>
+    </w:p>
+    <w:p>
+      <w:pPr>
+        <w:numPr>
+          <w:ilvl w:val="0"/>
+          <w:numId w:val="15"/>
+        </w:numPr>
+        <w:rPr>
+          <w:b/>
+          <w:bCs/>
+        </w:rPr>
+      </w:pPr>
+      <w:r>
+        <w:rPr>
+          <w:b/>
+          <w:bCs/>
+        </w:rPr>
+        <w:t>Current Task / Next Milestone: Clear specification of the active task.</w:t>
+      </w:r>
+    </w:p>
+    <w:p>
+      <w:pPr>
+        <w:rPr>
+          <w:b/>
+          <w:bCs/>
+        </w:rPr>
+      </w:pPr>
+    </w:p>
+    <w:p>
+      <w:pPr>
+        <w:numPr>
+          <w:ilvl w:val="0"/>
+          <w:numId w:val="15"/>
+        </w:numPr>
+        <w:rPr>
+          <w:b/>
+          <w:bCs/>
+        </w:rPr>
+      </w:pPr>
+      <w:r>
+        <w:rPr>
+          <w:b/>
+          <w:bCs/>
+        </w:rPr>
+        <w:t xml:space="preserve">Known Technical Notes: Specific implementation decisions (e.g., 10 Hz GUI throttle, raw background TIFF tags). </w:t>
+      </w:r>
+    </w:p>
+    <w:p>
+      <w:pPr>
+        <w:rPr>
+          <w:b/>
+          <w:bCs/>
+        </w:rPr>
+      </w:pPr>
+    </w:p>
+    <w:p>
+      <w:pPr>
+        <w:rPr>
+          <w:b/>
+          <w:bCs/>
+        </w:rPr>
+      </w:pPr>
+      <w:r>
+        <w:rPr>
+          <w:b/>
+          <w:bCs/>
+          <w:i/>
+          <w:iCs/>
+        </w:rPr>
+        <w:t>Rule for Antigravity:</w:t>
+      </w:r>
+      <w:r>
+        <w:rPr>
+          <w:b/>
+          <w:bCs/>
+        </w:rPr>
+        <w:t xml:space="preserve"> Read DEVELOPMENT_LOG.md at the start of every session to establish context, and update DEVELOPMENT_LOG.md upon completing or revising any module.</w:t>
+      </w:r>
+    </w:p>
+    <w:p>
+      <w:pPr>
+        <w:rPr>
+          <w:b/>
+          <w:bCs/>
+        </w:rPr>
+      </w:pPr>
+      <w:r>
+        <w:rPr>
+          <w:b/>
+          <w:bCs/>
+        </w:rPr>
+        <w:br/>
+      </w:r>
+    </w:p>
+    <w:p>
+      <w:pPr>
+        <w:rPr>
+          <w:b/>
+          <w:bCs/>
+        </w:rPr>
+      </w:pPr>
+      <w:r>
+        <w:rPr>
+          <w:b/>
+          <w:bCs/>
+        </w:rPr>
+        <w:t>5. DAQ Execution Flow</w:t>
+      </w:r>
+    </w:p>
+    <w:p>
+      <w:pPr>
+        <w:rPr>
+          <w:b/>
+          <w:bCs/>
+        </w:rPr>
+      </w:pPr>
+      <w:r>
+        <w:rPr>
+          <w:b/>
+          <w:bCs/>
+        </w:rPr>
         <w:t>Code snippet</w:t>
       </w:r>
     </w:p>
     <w:p>
-      <w:r>
+      <w:pPr>
+        <w:rPr>
+          <w:b/>
+          <w:bCs/>
+        </w:rPr>
+      </w:pPr>
+      <w:r>
+        <w:rPr>
+          <w:b/>
+          <w:bCs/>
+        </w:rPr>
         <w:t>flowchart TD</w:t>
       </w:r>
     </w:p>
     <w:p>
-      <w:r>
-        <w:t xml:space="preserve">    subgraph Step1 ["1. </w:t>
-      </w:r>
-      <w:r>
-        <w:t>本地獨立硬體設定</w:t>
-      </w:r>
-      <w:r>
-        <w:t xml:space="preserve"> (Local Setup)"]</w:t>
-      </w:r>
-    </w:p>
-    <w:p>
-      <w:r>
-        <w:t xml:space="preserve">        A[</w:t>
-      </w:r>
-      <w:r>
-        <w:t>平移台移動至指定位置</w:t>
-      </w:r>
-      <w:r>
-        <w:t>: Stage:PosVal] --&gt; B[</w:t>
-      </w:r>
-      <w:r>
-        <w:t>確認平移台完全靜止</w:t>
-      </w:r>
-      <w:r>
-        <w:t>: Stage:IsMoving == 0]</w:t>
-      </w:r>
-    </w:p>
-    <w:p>
-      <w:r>
-        <w:t xml:space="preserve">        C[</w:t>
-      </w:r>
-      <w:r>
-        <w:t>本地設定相機</w:t>
-      </w:r>
-      <w:r>
-        <w:t xml:space="preserve"> Exposure / Gain / ROI]</w:t>
-      </w:r>
-    </w:p>
-    <w:p>
-      <w:r>
-        <w:t xml:space="preserve">        D[</w:t>
-      </w:r>
-      <w:r>
-        <w:t>本地設定</w:t>
-      </w:r>
-      <w:r>
-        <w:t xml:space="preserve"> DG645 </w:t>
-      </w:r>
-      <w:r>
-        <w:t>脈衝延遲時間</w:t>
-      </w:r>
-      <w:r>
-        <w:t>]</w:t>
-      </w:r>
-    </w:p>
-    <w:p>
-      <w:r>
+      <w:pPr>
+        <w:rPr>
+          <w:b/>
+          <w:bCs/>
+        </w:rPr>
+      </w:pPr>
+      <w:r>
+        <w:rPr>
+          <w:b/>
+          <w:bCs/>
+        </w:rPr>
+        <w:t xml:space="preserve">    subgraph Step1 ["1. Local Independent Setup"]</w:t>
+      </w:r>
+    </w:p>
+    <w:p>
+      <w:pPr>
+        <w:rPr>
+          <w:b/>
+          <w:bCs/>
+        </w:rPr>
+      </w:pPr>
+      <w:r>
+        <w:rPr>
+          <w:b/>
+          <w:bCs/>
+        </w:rPr>
+        <w:t xml:space="preserve">        A[Move Stage to Target Position: Stage:PosVal] --&gt; B[Confirm Stage Static: Stage:IsMoving == 0]</w:t>
+      </w:r>
+    </w:p>
+    <w:p>
+      <w:pPr>
+        <w:rPr>
+          <w:b/>
+          <w:bCs/>
+        </w:rPr>
+      </w:pPr>
+      <w:r>
+        <w:rPr>
+          <w:b/>
+          <w:bCs/>
+        </w:rPr>
+        <w:t xml:space="preserve">        C[Configure Camera Exposure / Gain / ROI Locally]</w:t>
+      </w:r>
+    </w:p>
+    <w:p>
+      <w:pPr>
+        <w:rPr>
+          <w:b/>
+          <w:bCs/>
+        </w:rPr>
+      </w:pPr>
+      <w:r>
+        <w:rPr>
+          <w:b/>
+          <w:bCs/>
+        </w:rPr>
+        <w:t xml:space="preserve">        D[Set DG645 Pulse Delays Locally]</w:t>
+      </w:r>
+    </w:p>
+    <w:p>
+      <w:pPr>
+        <w:rPr>
+          <w:b/>
+          <w:bCs/>
+        </w:rPr>
+      </w:pPr>
+      <w:r>
+        <w:rPr>
+          <w:b/>
+          <w:bCs/>
+        </w:rPr>
         <w:t xml:space="preserve">    end</w:t>
       </w:r>
     </w:p>
-    <w:p/>
-    <w:p>
-      <w:r>
-        <w:t xml:space="preserve">    subgraph Step2 ["2. </w:t>
-      </w:r>
-      <w:r>
-        <w:t>實驗參數配置</w:t>
-      </w:r>
-      <w:r>
-        <w:t xml:space="preserve"> (Experiment Config)"]</w:t>
-      </w:r>
-    </w:p>
-    <w:p>
-      <w:r>
-        <w:t xml:space="preserve">        E[</w:t>
-      </w:r>
-      <w:r>
-        <w:t>設定檔名前綴</w:t>
-      </w:r>
-      <w:r>
-        <w:t>: FileName]</w:t>
-      </w:r>
-    </w:p>
-    <w:p>
-      <w:r>
-        <w:t xml:space="preserve">        F[</w:t>
-      </w:r>
-      <w:r>
-        <w:t>設定實驗備註</w:t>
-      </w:r>
-      <w:r>
-        <w:t>: Note]</w:t>
-      </w:r>
-    </w:p>
-    <w:p>
-      <w:r>
-        <w:t xml:space="preserve">        G[</w:t>
-      </w:r>
-      <w:r>
-        <w:t>設定單發</w:t>
-      </w:r>
-      <w:r>
-        <w:t>/</w:t>
-      </w:r>
-      <w:r>
-        <w:t>多發發數</w:t>
-      </w:r>
-      <w:r>
-        <w:t xml:space="preserve">: ShotTarget = 1 </w:t>
-      </w:r>
-      <w:r>
-        <w:t>或</w:t>
-      </w:r>
-      <w:r>
-        <w:t xml:space="preserve"> 10]</w:t>
-      </w:r>
-    </w:p>
-    <w:p>
-      <w:r>
+    <w:p>
+      <w:pPr>
+        <w:rPr>
+          <w:b/>
+          <w:bCs/>
+        </w:rPr>
+      </w:pPr>
+    </w:p>
+    <w:p>
+      <w:pPr>
+        <w:rPr>
+          <w:b/>
+          <w:bCs/>
+        </w:rPr>
+      </w:pPr>
+      <w:r>
+        <w:rPr>
+          <w:b/>
+          <w:bCs/>
+        </w:rPr>
+        <w:t xml:space="preserve">    subgraph Step2 ["2. Experiment Configuration"]</w:t>
+      </w:r>
+    </w:p>
+    <w:p>
+      <w:pPr>
+        <w:rPr>
+          <w:b/>
+          <w:bCs/>
+        </w:rPr>
+      </w:pPr>
+      <w:r>
+        <w:rPr>
+          <w:b/>
+          <w:bCs/>
+        </w:rPr>
+        <w:t xml:space="preserve">        E[Set Filename Prefix: FileName]</w:t>
+      </w:r>
+    </w:p>
+    <w:p>
+      <w:pPr>
+        <w:rPr>
+          <w:b/>
+          <w:bCs/>
+        </w:rPr>
+      </w:pPr>
+      <w:r>
+        <w:rPr>
+          <w:b/>
+          <w:bCs/>
+        </w:rPr>
+        <w:t xml:space="preserve">        F[Set User Notes: Note]</w:t>
+      </w:r>
+    </w:p>
+    <w:p>
+      <w:pPr>
+        <w:rPr>
+          <w:b/>
+          <w:bCs/>
+        </w:rPr>
+      </w:pPr>
+      <w:r>
+        <w:rPr>
+          <w:b/>
+          <w:bCs/>
+        </w:rPr>
+        <w:t xml:space="preserve">        G[Set Shot Count: ShotTarget = 1 or 10]</w:t>
+      </w:r>
+    </w:p>
+    <w:p>
+      <w:pPr>
+        <w:rPr>
+          <w:b/>
+          <w:bCs/>
+        </w:rPr>
+      </w:pPr>
+      <w:r>
+        <w:rPr>
+          <w:b/>
+          <w:bCs/>
+        </w:rPr>
+        <w:lastRenderedPageBreak/>
         <w:t xml:space="preserve">    end</w:t>
       </w:r>
     </w:p>
-    <w:p/>
-    <w:p>
-      <w:r>
-        <w:t xml:space="preserve">    subgraph Step3 ["3. </w:t>
-      </w:r>
-      <w:r>
-        <w:t>待命預備與校驗</w:t>
-      </w:r>
-      <w:r>
-        <w:t xml:space="preserve"> (Arming Phase)"]</w:t>
-      </w:r>
-    </w:p>
-    <w:p>
-      <w:r>
-        <w:t xml:space="preserve">        H[</w:t>
-      </w:r>
-      <w:r>
-        <w:t>呼叫</w:t>
-      </w:r>
-      <w:r>
-        <w:t xml:space="preserve"> controller.arm_and_start] --&gt; I{</w:t>
-      </w:r>
-      <w:r>
-        <w:t>安全鎖檢查</w:t>
-      </w:r>
-      <w:r>
-        <w:t>: Stage:IsMoving == 0?}</w:t>
-      </w:r>
-    </w:p>
-    <w:p>
-      <w:r>
-        <w:t xml:space="preserve">        I -- </w:t>
-      </w:r>
-      <w:r>
-        <w:t>移動中</w:t>
-      </w:r>
-      <w:r>
-        <w:t xml:space="preserve"> --&gt; J[</w:t>
-      </w:r>
-      <w:r>
-        <w:t>拒絕</w:t>
-      </w:r>
-      <w:r>
-        <w:t xml:space="preserve"> Arming </w:t>
-      </w:r>
-      <w:r>
-        <w:t>並拋出</w:t>
-      </w:r>
-      <w:r>
-        <w:t xml:space="preserve"> Warning]</w:t>
-      </w:r>
-    </w:p>
-    <w:p>
-      <w:r>
-        <w:t xml:space="preserve">        I -- </w:t>
-      </w:r>
-      <w:r>
-        <w:t>完全靜止</w:t>
-      </w:r>
-      <w:r>
-        <w:t xml:space="preserve"> --&gt; K[</w:t>
-      </w:r>
-      <w:r>
-        <w:t>預先配置</w:t>
-      </w:r>
-      <w:r>
-        <w:t xml:space="preserve"> RAM Buffer]</w:t>
-      </w:r>
-    </w:p>
-    <w:p>
-      <w:r>
-        <w:t xml:space="preserve">        K --&gt; L[</w:t>
-      </w:r>
-      <w:r>
-        <w:t>切換相機至</w:t>
-      </w:r>
-      <w:r>
-        <w:t xml:space="preserve"> External Hardware TTL Trigger </w:t>
-      </w:r>
-      <w:r>
-        <w:t>模式</w:t>
-      </w:r>
-      <w:r>
-        <w:t>]</w:t>
-      </w:r>
-    </w:p>
-    <w:p>
-      <w:r>
-        <w:t xml:space="preserve">        L --&gt; M[</w:t>
-      </w:r>
-      <w:r>
-        <w:t>更新系統狀態</w:t>
-      </w:r>
-      <w:r>
-        <w:t>: State = ARMED]</w:t>
-      </w:r>
-    </w:p>
-    <w:p>
-      <w:r>
+    <w:p>
+      <w:pPr>
+        <w:rPr>
+          <w:b/>
+          <w:bCs/>
+        </w:rPr>
+      </w:pPr>
+    </w:p>
+    <w:p>
+      <w:pPr>
+        <w:rPr>
+          <w:b/>
+          <w:bCs/>
+        </w:rPr>
+      </w:pPr>
+      <w:r>
+        <w:rPr>
+          <w:b/>
+          <w:bCs/>
+        </w:rPr>
+        <w:t xml:space="preserve">    subgraph Step3 ["3. Arming &amp; Interlock Check"]</w:t>
+      </w:r>
+    </w:p>
+    <w:p>
+      <w:pPr>
+        <w:rPr>
+          <w:b/>
+          <w:bCs/>
+        </w:rPr>
+      </w:pPr>
+      <w:r>
+        <w:rPr>
+          <w:b/>
+          <w:bCs/>
+        </w:rPr>
+        <w:t xml:space="preserve">        H[Call controller.arm_and_start] --&gt; I{Interlock: Stage:IsMoving == 0?}</w:t>
+      </w:r>
+    </w:p>
+    <w:p>
+      <w:pPr>
+        <w:rPr>
+          <w:b/>
+          <w:bCs/>
+        </w:rPr>
+      </w:pPr>
+      <w:r>
+        <w:rPr>
+          <w:b/>
+          <w:bCs/>
+        </w:rPr>
+        <w:t xml:space="preserve">        I -- Moving --&gt; J[Reject Arming &amp; Return Warning]</w:t>
+      </w:r>
+    </w:p>
+    <w:p>
+      <w:pPr>
+        <w:rPr>
+          <w:b/>
+          <w:bCs/>
+        </w:rPr>
+      </w:pPr>
+      <w:r>
+        <w:rPr>
+          <w:b/>
+          <w:bCs/>
+        </w:rPr>
+        <w:t xml:space="preserve">        I -- Static --&gt; K[Pre-allocate RAM Buffer]</w:t>
+      </w:r>
+    </w:p>
+    <w:p>
+      <w:pPr>
+        <w:rPr>
+          <w:b/>
+          <w:bCs/>
+        </w:rPr>
+      </w:pPr>
+      <w:r>
+        <w:rPr>
+          <w:b/>
+          <w:bCs/>
+        </w:rPr>
+        <w:t xml:space="preserve">        K --&gt; L[Switch Cameras to EXTERNAL_TTL Mode]</w:t>
+      </w:r>
+    </w:p>
+    <w:p>
+      <w:pPr>
+        <w:rPr>
+          <w:b/>
+          <w:bCs/>
+        </w:rPr>
+      </w:pPr>
+      <w:r>
+        <w:rPr>
+          <w:b/>
+          <w:bCs/>
+        </w:rPr>
+        <w:t xml:space="preserve">        L --&gt; M[Set State = ARMED]</w:t>
+      </w:r>
+    </w:p>
+    <w:p>
+      <w:pPr>
+        <w:rPr>
+          <w:b/>
+          <w:bCs/>
+        </w:rPr>
+      </w:pPr>
+      <w:r>
+        <w:rPr>
+          <w:b/>
+          <w:bCs/>
+        </w:rPr>
         <w:t xml:space="preserve">    end</w:t>
       </w:r>
     </w:p>
-    <w:p/>
-    <w:p>
-      <w:r>
-        <w:t xml:space="preserve">    subgraph Step4 ["4. </w:t>
-      </w:r>
-      <w:r>
-        <w:t>自動觸發與高速擷取</w:t>
-      </w:r>
-      <w:r>
-        <w:t xml:space="preserve"> (Auto-Fire &amp; Capture)"]</w:t>
-      </w:r>
-    </w:p>
-    <w:p>
-      <w:r>
-        <w:t xml:space="preserve">        M --&gt; N[</w:t>
-      </w:r>
-      <w:r>
-        <w:t>自動命令</w:t>
-      </w:r>
-      <w:r>
-        <w:t xml:space="preserve"> DG645 </w:t>
-      </w:r>
-      <w:r>
-        <w:t>發射</w:t>
-      </w:r>
-      <w:r>
-        <w:t xml:space="preserve"> N </w:t>
-      </w:r>
-      <w:r>
-        <w:t>發</w:t>
-      </w:r>
-      <w:r>
-        <w:t xml:space="preserve"> TTL </w:t>
-      </w:r>
-      <w:r>
-        <w:t>脈衝</w:t>
-      </w:r>
-      <w:r>
-        <w:t>]</w:t>
-      </w:r>
-    </w:p>
-    <w:p>
-      <w:r>
-        <w:t xml:space="preserve">        N --&gt; O[</w:t>
-      </w:r>
-      <w:r>
-        <w:t>相機將高速</w:t>
-      </w:r>
-      <w:r>
-        <w:t xml:space="preserve"> TTL </w:t>
-      </w:r>
-      <w:r>
-        <w:t>畫面直接寫入預分配</w:t>
-      </w:r>
-      <w:r>
-        <w:t xml:space="preserve"> RAM Buffer]</w:t>
-      </w:r>
-    </w:p>
-    <w:p>
-      <w:r>
-        <w:t xml:space="preserve">        O --&gt; P[</w:t>
-      </w:r>
-      <w:r>
-        <w:t>即時更新完成進度</w:t>
-      </w:r>
-      <w:r>
-        <w:t>: ShotCurrent]</w:t>
-      </w:r>
-    </w:p>
-    <w:p>
-      <w:r>
+    <w:p>
+      <w:pPr>
+        <w:rPr>
+          <w:b/>
+          <w:bCs/>
+        </w:rPr>
+      </w:pPr>
+    </w:p>
+    <w:p>
+      <w:pPr>
+        <w:rPr>
+          <w:b/>
+          <w:bCs/>
+        </w:rPr>
+      </w:pPr>
+      <w:r>
+        <w:rPr>
+          <w:b/>
+          <w:bCs/>
+        </w:rPr>
+        <w:t xml:space="preserve">    subgraph Step4 ["4. Auto-Fire &amp; High-Speed Capture"]</w:t>
+      </w:r>
+    </w:p>
+    <w:p>
+      <w:pPr>
+        <w:rPr>
+          <w:b/>
+          <w:bCs/>
+        </w:rPr>
+      </w:pPr>
+      <w:r>
+        <w:rPr>
+          <w:b/>
+          <w:bCs/>
+        </w:rPr>
+        <w:t xml:space="preserve">        M --&gt; N[Automatically Issue DG645 Burst: N Pulses]</w:t>
+      </w:r>
+    </w:p>
+    <w:p>
+      <w:pPr>
+        <w:rPr>
+          <w:b/>
+          <w:bCs/>
+        </w:rPr>
+      </w:pPr>
+      <w:r>
+        <w:rPr>
+          <w:b/>
+          <w:bCs/>
+        </w:rPr>
+        <w:t xml:space="preserve">        N --&gt; O[Cameras Capture TTL Frames directly into Pre-allocated RAM]</w:t>
+      </w:r>
+    </w:p>
+    <w:p>
+      <w:pPr>
+        <w:rPr>
+          <w:b/>
+          <w:bCs/>
+        </w:rPr>
+      </w:pPr>
+      <w:r>
+        <w:rPr>
+          <w:b/>
+          <w:bCs/>
+        </w:rPr>
+        <w:t xml:space="preserve">        O --&gt; P[Update Progress: ShotCurrent]</w:t>
+      </w:r>
+    </w:p>
+    <w:p>
+      <w:pPr>
+        <w:rPr>
+          <w:b/>
+          <w:bCs/>
+        </w:rPr>
+      </w:pPr>
+      <w:r>
+        <w:rPr>
+          <w:b/>
+          <w:bCs/>
+        </w:rPr>
         <w:t xml:space="preserve">    end</w:t>
       </w:r>
     </w:p>
-    <w:p/>
-    <w:p>
-      <w:r>
-        <w:t xml:space="preserve">    subgraph Step5 ["5. </w:t>
-      </w:r>
-      <w:r>
-        <w:t>本地落盤、分析與自動紀錄</w:t>
-      </w:r>
-      <w:r>
-        <w:t xml:space="preserve"> (Persistence &amp; Log)"]</w:t>
-      </w:r>
-    </w:p>
-    <w:p>
-      <w:r>
-        <w:t xml:space="preserve">        P --&gt; Q[</w:t>
-      </w:r>
-      <w:r>
-        <w:t>寫入本地</w:t>
-      </w:r>
-      <w:r>
-        <w:t xml:space="preserve"> HDF5: exp_run_001.h5]</w:t>
-      </w:r>
-    </w:p>
-    <w:p>
-      <w:r>
-        <w:t xml:space="preserve">        Q --&gt; R[</w:t>
-      </w:r>
-      <w:r>
-        <w:t>執行本地基礎圖像分析</w:t>
-      </w:r>
-      <w:r>
-        <w:t>]</w:t>
-      </w:r>
-    </w:p>
-    <w:p>
-      <w:r>
-        <w:t xml:space="preserve">        R --&gt; S[</w:t>
-      </w:r>
-      <w:r>
-        <w:t>自動追加一列紀錄至</w:t>
-      </w:r>
-      <w:r>
-        <w:t xml:space="preserve"> central experiment_log.xlsx]</w:t>
-      </w:r>
-    </w:p>
-    <w:p>
-      <w:r>
-        <w:t xml:space="preserve">        S --&gt; T[</w:t>
-      </w:r>
-      <w:r>
-        <w:t>復位至</w:t>
-      </w:r>
-      <w:r>
-        <w:t xml:space="preserve"> IDLE &amp; </w:t>
-      </w:r>
-      <w:r>
-        <w:t>相機解除</w:t>
-      </w:r>
-      <w:r>
-        <w:t xml:space="preserve"> Arming]</w:t>
-      </w:r>
-    </w:p>
-    <w:p>
-      <w:r>
+    <w:p>
+      <w:pPr>
+        <w:rPr>
+          <w:b/>
+          <w:bCs/>
+        </w:rPr>
+      </w:pPr>
+    </w:p>
+    <w:p>
+      <w:pPr>
+        <w:rPr>
+          <w:b/>
+          <w:bCs/>
+        </w:rPr>
+      </w:pPr>
+      <w:r>
+        <w:rPr>
+          <w:b/>
+          <w:bCs/>
+        </w:rPr>
+        <w:t xml:space="preserve">    subgraph Step5 ["5. Local Persistence, Analysis &amp; Logging"]</w:t>
+      </w:r>
+    </w:p>
+    <w:p>
+      <w:pPr>
+        <w:rPr>
+          <w:b/>
+          <w:bCs/>
+        </w:rPr>
+      </w:pPr>
+      <w:r>
+        <w:rPr>
+          <w:b/>
+          <w:bCs/>
+        </w:rPr>
+        <w:t xml:space="preserve">        P --&gt; Q[Save Raw Data to Local HDF5 / TIFF with Tags]</w:t>
+      </w:r>
+    </w:p>
+    <w:p>
+      <w:pPr>
+        <w:rPr>
+          <w:b/>
+          <w:bCs/>
+        </w:rPr>
+      </w:pPr>
+      <w:r>
+        <w:rPr>
+          <w:b/>
+          <w:bCs/>
+        </w:rPr>
+        <w:t xml:space="preserve">        Q --&gt; R[Execute Local 2D Gaussian Fit Analysis]</w:t>
+      </w:r>
+    </w:p>
+    <w:p>
+      <w:pPr>
+        <w:rPr>
+          <w:b/>
+          <w:bCs/>
+        </w:rPr>
+      </w:pPr>
+      <w:r>
+        <w:rPr>
+          <w:b/>
+          <w:bCs/>
+        </w:rPr>
+        <w:t xml:space="preserve">        R --&gt; S[Append Row to Central experiment_log.xlsx]</w:t>
+      </w:r>
+    </w:p>
+    <w:p>
+      <w:pPr>
+        <w:rPr>
+          <w:b/>
+          <w:bCs/>
+        </w:rPr>
+      </w:pPr>
+      <w:r>
+        <w:rPr>
+          <w:b/>
+          <w:bCs/>
+        </w:rPr>
+        <w:t xml:space="preserve">        S --&gt; T[Reset State to IDLE &amp; Disarm Cameras]</w:t>
+      </w:r>
+    </w:p>
+    <w:p>
+      <w:pPr>
+        <w:rPr>
+          <w:b/>
+          <w:bCs/>
+        </w:rPr>
+      </w:pPr>
+      <w:r>
+        <w:rPr>
+          <w:b/>
+          <w:bCs/>
+        </w:rPr>
         <w:t xml:space="preserve">    end</w:t>
       </w:r>
     </w:p>
@@ -1405,500 +1658,7 @@
           <w:b/>
           <w:bCs/>
         </w:rPr>
-        <w:t xml:space="preserve">5. </w:t>
-      </w:r>
-      <w:r>
-        <w:rPr>
-          <w:b/>
-          <w:bCs/>
-        </w:rPr>
-        <w:t>核心</w:t>
-      </w:r>
-      <w:r>
-        <w:rPr>
-          <w:b/>
-          <w:bCs/>
-        </w:rPr>
-        <w:t xml:space="preserve"> API </w:t>
-      </w:r>
-      <w:r>
-        <w:rPr>
-          <w:b/>
-          <w:bCs/>
-        </w:rPr>
-        <w:t>實作規範</w:t>
-      </w:r>
-      <w:r>
-        <w:rPr>
-          <w:b/>
-          <w:bCs/>
-        </w:rPr>
-        <w:t xml:space="preserve"> (</w:t>
-      </w:r>
-      <w:r>
-        <w:t>sequence_controller.py</w:t>
-      </w:r>
-      <w:r>
-        <w:rPr>
-          <w:b/>
-          <w:bCs/>
-        </w:rPr>
-        <w:t>)</w:t>
-      </w:r>
-    </w:p>
-    <w:p>
-      <w:r>
-        <w:t>Python</w:t>
-      </w:r>
-    </w:p>
-    <w:p>
-      <w:r>
-        <w:t>from enum import Enum</w:t>
-      </w:r>
-    </w:p>
-    <w:p>
-      <w:r>
-        <w:lastRenderedPageBreak/>
-        <w:t>import time</w:t>
-      </w:r>
-    </w:p>
-    <w:p>
-      <w:r>
-        <w:t>from typing import Optional</w:t>
-      </w:r>
-    </w:p>
-    <w:p/>
-    <w:p/>
-    <w:p>
-      <w:r>
-        <w:t>class SystemState(Enum):</w:t>
-      </w:r>
-    </w:p>
-    <w:p>
-      <w:r>
-        <w:t xml:space="preserve">    IDLE = "IDLE"</w:t>
-      </w:r>
-    </w:p>
-    <w:p>
-      <w:r>
-        <w:t xml:space="preserve">    ARMED = "ARMED"</w:t>
-      </w:r>
-    </w:p>
-    <w:p>
-      <w:r>
-        <w:t xml:space="preserve">    ACQUIRING = "ACQUIRING"</w:t>
-      </w:r>
-    </w:p>
-    <w:p>
-      <w:r>
-        <w:t xml:space="preserve">    SAVING = "SAVING"</w:t>
-      </w:r>
-    </w:p>
-    <w:p>
-      <w:r>
-        <w:t xml:space="preserve">    ERROR = "ERROR"</w:t>
-      </w:r>
-    </w:p>
-    <w:p/>
-    <w:p/>
-    <w:p>
-      <w:r>
-        <w:t>class SequenceController:</w:t>
-      </w:r>
-    </w:p>
-    <w:p/>
-    <w:p>
-      <w:r>
-        <w:t xml:space="preserve">    def __init__(self, stage_driver, camera_driver, dg645_driver, data_manager):</w:t>
-      </w:r>
-    </w:p>
-    <w:p>
-      <w:r>
-        <w:t xml:space="preserve">        self.stage = stage_driver</w:t>
-      </w:r>
-    </w:p>
-    <w:p>
-      <w:r>
-        <w:t xml:space="preserve">        self.camera = camera_driver</w:t>
-      </w:r>
-    </w:p>
-    <w:p>
-      <w:r>
-        <w:t xml:space="preserve">        self.dg645 = dg645_driver</w:t>
-      </w:r>
-    </w:p>
-    <w:p>
-      <w:r>
-        <w:t xml:space="preserve">        self.data_mgr = data_manager</w:t>
-      </w:r>
-    </w:p>
-    <w:p/>
-    <w:p>
-      <w:r>
-        <w:t xml:space="preserve">        self.state = SystemState.IDLE</w:t>
-      </w:r>
-    </w:p>
-    <w:p>
-      <w:r>
-        <w:t xml:space="preserve">        self.shot_target = 10</w:t>
-      </w:r>
-    </w:p>
-    <w:p>
-      <w:r>
-        <w:t xml:space="preserve">        self.shot_current = 0</w:t>
-      </w:r>
-    </w:p>
-    <w:p>
-      <w:r>
-        <w:t xml:space="preserve">        self.file_name = "exp_run"</w:t>
-      </w:r>
-    </w:p>
-    <w:p>
-      <w:r>
-        <w:t xml:space="preserve">        self.note = ""</w:t>
-      </w:r>
-    </w:p>
-    <w:p/>
-    <w:p>
-      <w:r>
-        <w:t xml:space="preserve">    def set_experiment_config(</w:t>
-      </w:r>
-    </w:p>
-    <w:p>
-      <w:r>
-        <w:t xml:space="preserve">        self, file_name: str, note: str, shot_target: int</w:t>
-      </w:r>
-    </w:p>
-    <w:p>
-      <w:r>
-        <w:t xml:space="preserve">    ):</w:t>
-      </w:r>
-    </w:p>
-    <w:p>
-      <w:r>
-        <w:t xml:space="preserve">        """</w:t>
-      </w:r>
-      <w:r>
-        <w:t>設定實驗參數</w:t>
-      </w:r>
-      <w:r>
-        <w:t>"""</w:t>
-      </w:r>
-    </w:p>
-    <w:p>
-      <w:r>
-        <w:t xml:space="preserve">        self.file_name = file_name</w:t>
-      </w:r>
-    </w:p>
-    <w:p>
-      <w:r>
-        <w:t xml:space="preserve">        self.note = note</w:t>
-      </w:r>
-    </w:p>
-    <w:p>
-      <w:r>
-        <w:t xml:space="preserve">        self.shot_target = shot_target</w:t>
-      </w:r>
-    </w:p>
-    <w:p/>
-    <w:p>
-      <w:r>
-        <w:t xml:space="preserve">    def arm_and_start(self) -&gt; bool:</w:t>
-      </w:r>
-    </w:p>
-    <w:p>
-      <w:r>
-        <w:t xml:space="preserve">        """</w:t>
-      </w:r>
-      <w:r>
-        <w:t>核心觸發流程：</w:t>
-      </w:r>
-      <w:r>
-        <w:t>Arming -&gt; Auto-Fire -&gt; Persistence &amp; Analysis</w:t>
-      </w:r>
-    </w:p>
-    <w:p/>
-    <w:p>
-      <w:r>
-        <w:t xml:space="preserve">        Phase 2 </w:t>
-      </w:r>
-      <w:r>
-        <w:t>供</w:t>
-      </w:r>
-      <w:r>
-        <w:t xml:space="preserve"> EPICS PV (EXP:Seq:Arm = 1) </w:t>
-      </w:r>
-      <w:r>
-        <w:t>寫入時直接呼叫</w:t>
-      </w:r>
-    </w:p>
-    <w:p>
-      <w:r>
-        <w:lastRenderedPageBreak/>
-        <w:t xml:space="preserve">        """</w:t>
-      </w:r>
-    </w:p>
-    <w:p>
-      <w:r>
-        <w:t xml:space="preserve">        # 1. </w:t>
-      </w:r>
-      <w:r>
-        <w:t>安全檢查：平移台是否靜止</w:t>
-      </w:r>
-    </w:p>
-    <w:p>
-      <w:r>
-        <w:t xml:space="preserve">        if self.stage.is_moving():</w:t>
-      </w:r>
-    </w:p>
-    <w:p>
-      <w:r>
-        <w:t xml:space="preserve">            print("[Warning] Arming rejected: Stage is still in motion.")</w:t>
-      </w:r>
-    </w:p>
-    <w:p>
-      <w:r>
-        <w:t xml:space="preserve">            return False</w:t>
-      </w:r>
-    </w:p>
-    <w:p/>
-    <w:p>
-      <w:r>
-        <w:t xml:space="preserve">        try:</w:t>
-      </w:r>
-    </w:p>
-    <w:p>
-      <w:r>
-        <w:t xml:space="preserve">            # 2. </w:t>
-      </w:r>
-      <w:r>
-        <w:t>進入</w:t>
-      </w:r>
-      <w:r>
-        <w:t xml:space="preserve"> ARMED</w:t>
-      </w:r>
-      <w:r>
-        <w:t>，預分配</w:t>
-      </w:r>
-      <w:r>
-        <w:t xml:space="preserve"> RAM </w:t>
-      </w:r>
-      <w:r>
-        <w:t>並切換硬體觸發模式</w:t>
-      </w:r>
-    </w:p>
-    <w:p>
-      <w:r>
-        <w:t xml:space="preserve">            self.state = SystemState.ARMED</w:t>
-      </w:r>
-    </w:p>
-    <w:p>
-      <w:r>
-        <w:t xml:space="preserve">            self.data_mgr.allocate_ram_buffer(self.shot_target)</w:t>
-      </w:r>
-    </w:p>
-    <w:p>
-      <w:r>
-        <w:t xml:space="preserve">            self.camera.set_trigger_mode("EXTERNAL_TTL")</w:t>
-      </w:r>
-    </w:p>
-    <w:p/>
-    <w:p>
-      <w:r>
-        <w:t xml:space="preserve">            # 3. </w:t>
-      </w:r>
-      <w:r>
-        <w:t>自動發射</w:t>
-      </w:r>
-      <w:r>
-        <w:t xml:space="preserve"> DG645 </w:t>
-      </w:r>
-      <w:r>
-        <w:t>觸發脈衝</w:t>
-      </w:r>
-    </w:p>
-    <w:p>
-      <w:r>
-        <w:t xml:space="preserve">            self.state = SystemState.ACQUIRING</w:t>
-      </w:r>
-    </w:p>
-    <w:p>
-      <w:r>
-        <w:t xml:space="preserve">            self.dg645.set_burst_count(self.shot_target)</w:t>
-      </w:r>
-    </w:p>
-    <w:p>
-      <w:r>
-        <w:t xml:space="preserve">            self.dg645.trigger()  # </w:t>
-      </w:r>
-      <w:r>
-        <w:t>發射</w:t>
-      </w:r>
-      <w:r>
-        <w:t xml:space="preserve"> *TRG</w:t>
-      </w:r>
-    </w:p>
-    <w:p/>
-    <w:p>
-      <w:r>
-        <w:t xml:space="preserve">            # 4. </w:t>
-      </w:r>
-      <w:r>
-        <w:t>資料存檔、分析與</w:t>
-      </w:r>
-      <w:r>
-        <w:t xml:space="preserve"> Excel </w:t>
-      </w:r>
-      <w:r>
-        <w:t>紀錄</w:t>
-      </w:r>
-    </w:p>
-    <w:p>
-      <w:r>
-        <w:t xml:space="preserve">            self.state = SystemState.SAVING</w:t>
-      </w:r>
-    </w:p>
-    <w:p>
-      <w:r>
-        <w:t xml:space="preserve">            current_pos = self.stage.get_position()</w:t>
-      </w:r>
-    </w:p>
-    <w:p>
-      <w:r>
-        <w:t xml:space="preserve">            hdf5_path = self.data_mgr.save_to_hdf5(</w:t>
-      </w:r>
-    </w:p>
-    <w:p>
-      <w:r>
-        <w:t xml:space="preserve">                file_name=self.file_name, note=self.note, stage_pos=current_pos</w:t>
-      </w:r>
-    </w:p>
-    <w:p>
-      <w:r>
-        <w:t xml:space="preserve">            )</w:t>
-      </w:r>
-    </w:p>
-    <w:p/>
-    <w:p>
-      <w:r>
-        <w:t xml:space="preserve">            self.data_mgr.run_local_analysis()</w:t>
-      </w:r>
-    </w:p>
-    <w:p>
-      <w:r>
-        <w:t xml:space="preserve">            self.data_mgr.append_excel_log(</w:t>
-      </w:r>
-    </w:p>
-    <w:p>
-      <w:r>
-        <w:t xml:space="preserve">                filename=hdf5_path,</w:t>
-      </w:r>
-    </w:p>
-    <w:p>
-      <w:r>
-        <w:t xml:space="preserve">                stage_pos=current_pos,</w:t>
-      </w:r>
-    </w:p>
-    <w:p>
-      <w:r>
-        <w:t xml:space="preserve">                shot_count=self.shot_target,</w:t>
-      </w:r>
-    </w:p>
-    <w:p>
-      <w:r>
-        <w:t xml:space="preserve">                note=self.note,</w:t>
-      </w:r>
-    </w:p>
-    <w:p>
-      <w:r>
-        <w:t xml:space="preserve">            )</w:t>
-      </w:r>
-    </w:p>
-    <w:p/>
-    <w:p>
-      <w:r>
-        <w:t xml:space="preserve">            # 5. </w:t>
-      </w:r>
-      <w:r>
-        <w:t>系統復位</w:t>
-      </w:r>
-    </w:p>
-    <w:p>
-      <w:r>
-        <w:t xml:space="preserve">            self.camera.set_trigger_mode("INTERNAL/OFF")</w:t>
-      </w:r>
-    </w:p>
-    <w:p>
-      <w:r>
-        <w:t xml:space="preserve">            self.state = SystemState.IDLE</w:t>
-      </w:r>
-    </w:p>
-    <w:p>
-      <w:r>
-        <w:t xml:space="preserve">            return True</w:t>
-      </w:r>
-    </w:p>
-    <w:p/>
-    <w:p>
-      <w:r>
-        <w:t xml:space="preserve">        except Exception as e:</w:t>
-      </w:r>
-    </w:p>
-    <w:p>
-      <w:r>
-        <w:lastRenderedPageBreak/>
-        <w:t xml:space="preserve">            self.state = SystemState.ERROR</w:t>
-      </w:r>
-    </w:p>
-    <w:p>
-      <w:r>
-        <w:t xml:space="preserve">            print(f"[Error] Sequence failed: {e}")</w:t>
-      </w:r>
-    </w:p>
-    <w:p>
-      <w:r>
-        <w:t xml:space="preserve">            self.camera.set_trigger_mode("INTERNAL/OFF")</w:t>
-      </w:r>
-    </w:p>
-    <w:p>
-      <w:r>
-        <w:t xml:space="preserve">            return False</w:t>
-      </w:r>
-    </w:p>
-    <w:p>
-      <w:pPr>
-        <w:rPr>
-          <w:b/>
-          <w:bCs/>
-        </w:rPr>
-      </w:pPr>
-      <w:r>
-        <w:rPr>
-          <w:b/>
-          <w:bCs/>
-        </w:rPr>
-        <w:t xml:space="preserve">6. Phase 2 </w:t>
-      </w:r>
-      <w:r>
-        <w:rPr>
-          <w:b/>
-          <w:bCs/>
-        </w:rPr>
-        <w:t>預留</w:t>
-      </w:r>
-      <w:r>
-        <w:rPr>
-          <w:b/>
-          <w:bCs/>
-        </w:rPr>
-        <w:t xml:space="preserve"> EPICS PV </w:t>
-      </w:r>
-      <w:r>
-        <w:rPr>
-          <w:b/>
-          <w:bCs/>
-        </w:rPr>
-        <w:t>規格對照表</w:t>
+        <w:t>6. Target EPICS PV Mapping</w:t>
       </w:r>
     </w:p>
     <w:tbl>
@@ -1912,10 +1672,10 @@
         <w:tblLook w:val="04A0" w:firstRow="1" w:lastRow="0" w:firstColumn="1" w:lastColumn="0" w:noHBand="0" w:noVBand="1"/>
       </w:tblPr>
       <w:tblGrid>
-        <w:gridCol w:w="2471"/>
-        <w:gridCol w:w="1222"/>
-        <w:gridCol w:w="1030"/>
-        <w:gridCol w:w="3567"/>
+        <w:gridCol w:w="2517"/>
+        <w:gridCol w:w="1161"/>
+        <w:gridCol w:w="1079"/>
+        <w:gridCol w:w="3533"/>
       </w:tblGrid>
       <w:tr>
         <w:trPr>
@@ -1941,19 +1701,18 @@
             <w:hideMark/>
           </w:tcPr>
           <w:p>
+            <w:pPr>
+              <w:rPr>
+                <w:b/>
+                <w:bCs/>
+              </w:rPr>
+            </w:pPr>
             <w:r>
               <w:rPr>
                 <w:b/>
                 <w:bCs/>
               </w:rPr>
-              <w:t xml:space="preserve">EPICS PV </w:t>
-            </w:r>
-            <w:r>
-              <w:rPr>
-                <w:b/>
-                <w:bCs/>
-              </w:rPr>
-              <w:t>名稱</w:t>
+              <w:t>EPICS PV Name</w:t>
             </w:r>
           </w:p>
         </w:tc>
@@ -1976,12 +1735,18 @@
             <w:hideMark/>
           </w:tcPr>
           <w:p>
+            <w:pPr>
+              <w:rPr>
+                <w:b/>
+                <w:bCs/>
+              </w:rPr>
+            </w:pPr>
             <w:r>
               <w:rPr>
                 <w:b/>
                 <w:bCs/>
               </w:rPr>
-              <w:t>資料型態</w:t>
+              <w:t>Type</w:t>
             </w:r>
           </w:p>
         </w:tc>
@@ -2004,12 +1769,18 @@
             <w:hideMark/>
           </w:tcPr>
           <w:p>
+            <w:pPr>
+              <w:rPr>
+                <w:b/>
+                <w:bCs/>
+              </w:rPr>
+            </w:pPr>
             <w:r>
               <w:rPr>
                 <w:b/>
                 <w:bCs/>
               </w:rPr>
-              <w:t>讀寫權限</w:t>
+              <w:t>Access</w:t>
             </w:r>
           </w:p>
         </w:tc>
@@ -2032,40 +1803,18 @@
             <w:hideMark/>
           </w:tcPr>
           <w:p>
+            <w:pPr>
+              <w:rPr>
+                <w:b/>
+                <w:bCs/>
+              </w:rPr>
+            </w:pPr>
             <w:r>
               <w:rPr>
                 <w:b/>
                 <w:bCs/>
               </w:rPr>
-              <w:t>對應</w:t>
-            </w:r>
-            <w:r>
-              <w:rPr>
-                <w:b/>
-                <w:bCs/>
-              </w:rPr>
-              <w:t xml:space="preserve"> SequenceController </w:t>
-            </w:r>
-            <w:r>
-              <w:rPr>
-                <w:b/>
-                <w:bCs/>
-              </w:rPr>
-              <w:t>方法</w:t>
-            </w:r>
-            <w:r>
-              <w:rPr>
-                <w:b/>
-                <w:bCs/>
-              </w:rPr>
-              <w:t xml:space="preserve"> / </w:t>
-            </w:r>
-            <w:r>
-              <w:rPr>
-                <w:b/>
-                <w:bCs/>
-              </w:rPr>
-              <w:t>屬性</w:t>
+              <w:t>Corresponding Method / Attribute</w:t>
             </w:r>
           </w:p>
         </w:tc>
@@ -2093,7 +1842,17 @@
             <w:hideMark/>
           </w:tcPr>
           <w:p>
+            <w:pPr>
+              <w:rPr>
+                <w:b/>
+                <w:bCs/>
+              </w:rPr>
+            </w:pPr>
             <w:r>
+              <w:rPr>
+                <w:b/>
+                <w:bCs/>
+              </w:rPr>
               <w:t>EXP:Seq:State</w:t>
             </w:r>
           </w:p>
@@ -2117,7 +1876,17 @@
             <w:hideMark/>
           </w:tcPr>
           <w:p>
+            <w:pPr>
+              <w:rPr>
+                <w:b/>
+                <w:bCs/>
+              </w:rPr>
+            </w:pPr>
             <w:r>
+              <w:rPr>
+                <w:b/>
+                <w:bCs/>
+              </w:rPr>
               <w:t>ENUM</w:t>
             </w:r>
           </w:p>
@@ -2141,7 +1910,17 @@
             <w:hideMark/>
           </w:tcPr>
           <w:p>
+            <w:pPr>
+              <w:rPr>
+                <w:b/>
+                <w:bCs/>
+              </w:rPr>
+            </w:pPr>
             <w:r>
+              <w:rPr>
+                <w:b/>
+                <w:bCs/>
+              </w:rPr>
               <w:t>R</w:t>
             </w:r>
           </w:p>
@@ -2165,12 +1944,36 @@
             <w:hideMark/>
           </w:tcPr>
           <w:p>
+            <w:pPr>
+              <w:rPr>
+                <w:b/>
+                <w:bCs/>
+              </w:rPr>
+            </w:pPr>
             <w:r>
+              <w:rPr>
+                <w:b/>
+                <w:bCs/>
+              </w:rPr>
               <w:t>controller.state.value</w:t>
             </w:r>
           </w:p>
-          <w:p/>
-          <w:p/>
+          <w:p>
+            <w:pPr>
+              <w:rPr>
+                <w:b/>
+                <w:bCs/>
+              </w:rPr>
+            </w:pPr>
+          </w:p>
+          <w:p>
+            <w:pPr>
+              <w:rPr>
+                <w:b/>
+                <w:bCs/>
+              </w:rPr>
+            </w:pPr>
+          </w:p>
         </w:tc>
       </w:tr>
       <w:tr>
@@ -2196,7 +1999,17 @@
             <w:hideMark/>
           </w:tcPr>
           <w:p>
+            <w:pPr>
+              <w:rPr>
+                <w:b/>
+                <w:bCs/>
+              </w:rPr>
+            </w:pPr>
             <w:r>
+              <w:rPr>
+                <w:b/>
+                <w:bCs/>
+              </w:rPr>
               <w:t>EXP:Seq:Arm</w:t>
             </w:r>
           </w:p>
@@ -2220,7 +2033,17 @@
             <w:hideMark/>
           </w:tcPr>
           <w:p>
+            <w:pPr>
+              <w:rPr>
+                <w:b/>
+                <w:bCs/>
+              </w:rPr>
+            </w:pPr>
             <w:r>
+              <w:rPr>
+                <w:b/>
+                <w:bCs/>
+              </w:rPr>
               <w:t>BOOL</w:t>
             </w:r>
           </w:p>
@@ -2244,7 +2067,17 @@
             <w:hideMark/>
           </w:tcPr>
           <w:p>
+            <w:pPr>
+              <w:rPr>
+                <w:b/>
+                <w:bCs/>
+              </w:rPr>
+            </w:pPr>
             <w:r>
+              <w:rPr>
+                <w:b/>
+                <w:bCs/>
+              </w:rPr>
               <w:t>W</w:t>
             </w:r>
           </w:p>
@@ -2268,21 +2101,36 @@
             <w:hideMark/>
           </w:tcPr>
           <w:p>
+            <w:pPr>
+              <w:rPr>
+                <w:b/>
+                <w:bCs/>
+              </w:rPr>
+            </w:pPr>
             <w:r>
-              <w:t>寫入</w:t>
-            </w:r>
-            <w:r>
-              <w:t xml:space="preserve"> 1 </w:t>
-            </w:r>
-            <w:r>
-              <w:t>時觸發</w:t>
-            </w:r>
-            <w:r>
-              <w:t xml:space="preserve"> controller.arm_and_start()</w:t>
+              <w:rPr>
+                <w:b/>
+                <w:bCs/>
+              </w:rPr>
+              <w:t>1 triggers controller.arm_and_start()</w:t>
             </w:r>
           </w:p>
-          <w:p/>
-          <w:p/>
+          <w:p>
+            <w:pPr>
+              <w:rPr>
+                <w:b/>
+                <w:bCs/>
+              </w:rPr>
+            </w:pPr>
+          </w:p>
+          <w:p>
+            <w:pPr>
+              <w:rPr>
+                <w:b/>
+                <w:bCs/>
+              </w:rPr>
+            </w:pPr>
+          </w:p>
         </w:tc>
       </w:tr>
       <w:tr>
@@ -2308,7 +2156,17 @@
             <w:hideMark/>
           </w:tcPr>
           <w:p>
+            <w:pPr>
+              <w:rPr>
+                <w:b/>
+                <w:bCs/>
+              </w:rPr>
+            </w:pPr>
             <w:r>
+              <w:rPr>
+                <w:b/>
+                <w:bCs/>
+              </w:rPr>
               <w:t>EXP:Seq:ShotTarget</w:t>
             </w:r>
           </w:p>
@@ -2332,7 +2190,17 @@
             <w:hideMark/>
           </w:tcPr>
           <w:p>
+            <w:pPr>
+              <w:rPr>
+                <w:b/>
+                <w:bCs/>
+              </w:rPr>
+            </w:pPr>
             <w:r>
+              <w:rPr>
+                <w:b/>
+                <w:bCs/>
+              </w:rPr>
               <w:t>INT</w:t>
             </w:r>
           </w:p>
@@ -2356,7 +2224,17 @@
             <w:hideMark/>
           </w:tcPr>
           <w:p>
+            <w:pPr>
+              <w:rPr>
+                <w:b/>
+                <w:bCs/>
+              </w:rPr>
+            </w:pPr>
             <w:r>
+              <w:rPr>
+                <w:b/>
+                <w:bCs/>
+              </w:rPr>
               <w:t>R/W</w:t>
             </w:r>
           </w:p>
@@ -2380,17 +2258,28 @@
             <w:hideMark/>
           </w:tcPr>
           <w:p>
+            <w:pPr>
+              <w:rPr>
+                <w:b/>
+                <w:bCs/>
+              </w:rPr>
+            </w:pPr>
             <w:r>
-              <w:t xml:space="preserve">controller.shot_target ($1$ </w:t>
-            </w:r>
-            <w:r>
-              <w:t>或</w:t>
-            </w:r>
-            <w:r>
-              <w:t xml:space="preserve"> $10$) </w:t>
+              <w:rPr>
+                <w:b/>
+                <w:bCs/>
+              </w:rPr>
+              <w:t xml:space="preserve">controller.shot_target ($1$ or $10$) </w:t>
             </w:r>
           </w:p>
-          <w:p/>
+          <w:p>
+            <w:pPr>
+              <w:rPr>
+                <w:b/>
+                <w:bCs/>
+              </w:rPr>
+            </w:pPr>
+          </w:p>
         </w:tc>
       </w:tr>
       <w:tr>
@@ -2416,7 +2305,17 @@
             <w:hideMark/>
           </w:tcPr>
           <w:p>
+            <w:pPr>
+              <w:rPr>
+                <w:b/>
+                <w:bCs/>
+              </w:rPr>
+            </w:pPr>
             <w:r>
+              <w:rPr>
+                <w:b/>
+                <w:bCs/>
+              </w:rPr>
               <w:t>EXP:Seq:ShotCurrent</w:t>
             </w:r>
           </w:p>
@@ -2440,7 +2339,17 @@
             <w:hideMark/>
           </w:tcPr>
           <w:p>
+            <w:pPr>
+              <w:rPr>
+                <w:b/>
+                <w:bCs/>
+              </w:rPr>
+            </w:pPr>
             <w:r>
+              <w:rPr>
+                <w:b/>
+                <w:bCs/>
+              </w:rPr>
               <w:t>INT</w:t>
             </w:r>
           </w:p>
@@ -2464,7 +2373,17 @@
             <w:hideMark/>
           </w:tcPr>
           <w:p>
+            <w:pPr>
+              <w:rPr>
+                <w:b/>
+                <w:bCs/>
+              </w:rPr>
+            </w:pPr>
             <w:r>
+              <w:rPr>
+                <w:b/>
+                <w:bCs/>
+              </w:rPr>
               <w:t>R</w:t>
             </w:r>
           </w:p>
@@ -2488,11 +2407,28 @@
             <w:hideMark/>
           </w:tcPr>
           <w:p>
+            <w:pPr>
+              <w:rPr>
+                <w:b/>
+                <w:bCs/>
+              </w:rPr>
+            </w:pPr>
             <w:r>
+              <w:rPr>
+                <w:b/>
+                <w:bCs/>
+              </w:rPr>
               <w:t xml:space="preserve">controller.shot_current ($0 \dots N$) </w:t>
             </w:r>
           </w:p>
-          <w:p/>
+          <w:p>
+            <w:pPr>
+              <w:rPr>
+                <w:b/>
+                <w:bCs/>
+              </w:rPr>
+            </w:pPr>
+          </w:p>
         </w:tc>
       </w:tr>
       <w:tr>
@@ -2518,7 +2454,18 @@
             <w:hideMark/>
           </w:tcPr>
           <w:p>
+            <w:pPr>
+              <w:rPr>
+                <w:b/>
+                <w:bCs/>
+              </w:rPr>
+            </w:pPr>
             <w:r>
+              <w:rPr>
+                <w:b/>
+                <w:bCs/>
+              </w:rPr>
+              <w:lastRenderedPageBreak/>
               <w:t>EXP:Data:FileName</w:t>
             </w:r>
           </w:p>
@@ -2542,7 +2489,17 @@
             <w:hideMark/>
           </w:tcPr>
           <w:p>
+            <w:pPr>
+              <w:rPr>
+                <w:b/>
+                <w:bCs/>
+              </w:rPr>
+            </w:pPr>
             <w:r>
+              <w:rPr>
+                <w:b/>
+                <w:bCs/>
+              </w:rPr>
               <w:t>STRING</w:t>
             </w:r>
           </w:p>
@@ -2566,7 +2523,17 @@
             <w:hideMark/>
           </w:tcPr>
           <w:p>
+            <w:pPr>
+              <w:rPr>
+                <w:b/>
+                <w:bCs/>
+              </w:rPr>
+            </w:pPr>
             <w:r>
+              <w:rPr>
+                <w:b/>
+                <w:bCs/>
+              </w:rPr>
               <w:t>R/W</w:t>
             </w:r>
           </w:p>
@@ -2590,12 +2557,36 @@
             <w:hideMark/>
           </w:tcPr>
           <w:p>
+            <w:pPr>
+              <w:rPr>
+                <w:b/>
+                <w:bCs/>
+              </w:rPr>
+            </w:pPr>
             <w:r>
+              <w:rPr>
+                <w:b/>
+                <w:bCs/>
+              </w:rPr>
               <w:t>controller.file_name</w:t>
             </w:r>
           </w:p>
-          <w:p/>
-          <w:p/>
+          <w:p>
+            <w:pPr>
+              <w:rPr>
+                <w:b/>
+                <w:bCs/>
+              </w:rPr>
+            </w:pPr>
+          </w:p>
+          <w:p>
+            <w:pPr>
+              <w:rPr>
+                <w:b/>
+                <w:bCs/>
+              </w:rPr>
+            </w:pPr>
+          </w:p>
         </w:tc>
       </w:tr>
       <w:tr>
@@ -2621,7 +2612,17 @@
             <w:hideMark/>
           </w:tcPr>
           <w:p>
+            <w:pPr>
+              <w:rPr>
+                <w:b/>
+                <w:bCs/>
+              </w:rPr>
+            </w:pPr>
             <w:r>
+              <w:rPr>
+                <w:b/>
+                <w:bCs/>
+              </w:rPr>
               <w:t>EXP:Data:Note</w:t>
             </w:r>
           </w:p>
@@ -2645,7 +2646,17 @@
             <w:hideMark/>
           </w:tcPr>
           <w:p>
+            <w:pPr>
+              <w:rPr>
+                <w:b/>
+                <w:bCs/>
+              </w:rPr>
+            </w:pPr>
             <w:r>
+              <w:rPr>
+                <w:b/>
+                <w:bCs/>
+              </w:rPr>
               <w:t>STRING</w:t>
             </w:r>
           </w:p>
@@ -2669,7 +2680,17 @@
             <w:hideMark/>
           </w:tcPr>
           <w:p>
+            <w:pPr>
+              <w:rPr>
+                <w:b/>
+                <w:bCs/>
+              </w:rPr>
+            </w:pPr>
             <w:r>
+              <w:rPr>
+                <w:b/>
+                <w:bCs/>
+              </w:rPr>
               <w:t>R/W</w:t>
             </w:r>
           </w:p>
@@ -2693,7 +2714,17 @@
             <w:hideMark/>
           </w:tcPr>
           <w:p>
+            <w:pPr>
+              <w:rPr>
+                <w:b/>
+                <w:bCs/>
+              </w:rPr>
+            </w:pPr>
             <w:r>
+              <w:rPr>
+                <w:b/>
+                <w:bCs/>
+              </w:rPr>
               <w:t>controller.note</w:t>
             </w:r>
           </w:p>
@@ -2722,7 +2753,17 @@
             <w:hideMark/>
           </w:tcPr>
           <w:p>
+            <w:pPr>
+              <w:rPr>
+                <w:b/>
+                <w:bCs/>
+              </w:rPr>
+            </w:pPr>
             <w:r>
+              <w:rPr>
+                <w:b/>
+                <w:bCs/>
+              </w:rPr>
               <w:t>EXP:Stage:PosVal</w:t>
             </w:r>
           </w:p>
@@ -2746,7 +2787,17 @@
             <w:hideMark/>
           </w:tcPr>
           <w:p>
+            <w:pPr>
+              <w:rPr>
+                <w:b/>
+                <w:bCs/>
+              </w:rPr>
+            </w:pPr>
             <w:r>
+              <w:rPr>
+                <w:b/>
+                <w:bCs/>
+              </w:rPr>
               <w:t>FLOAT</w:t>
             </w:r>
           </w:p>
@@ -2770,7 +2821,17 @@
             <w:hideMark/>
           </w:tcPr>
           <w:p>
+            <w:pPr>
+              <w:rPr>
+                <w:b/>
+                <w:bCs/>
+              </w:rPr>
+            </w:pPr>
             <w:r>
+              <w:rPr>
+                <w:b/>
+                <w:bCs/>
+              </w:rPr>
               <w:t>R</w:t>
             </w:r>
           </w:p>
@@ -2794,17 +2855,36 @@
             <w:hideMark/>
           </w:tcPr>
           <w:p>
+            <w:pPr>
+              <w:rPr>
+                <w:b/>
+                <w:bCs/>
+              </w:rPr>
+            </w:pPr>
             <w:r>
-              <w:t>stage.get_position() (</w:t>
-            </w:r>
-            <w:r>
-              <w:t>僅供遠端監控確認</w:t>
-            </w:r>
-            <w:r>
-              <w:t xml:space="preserve">) </w:t>
+              <w:rPr>
+                <w:b/>
+                <w:bCs/>
+              </w:rPr>
+              <w:t>stage.get_position()</w:t>
             </w:r>
           </w:p>
-          <w:p/>
+          <w:p>
+            <w:pPr>
+              <w:rPr>
+                <w:b/>
+                <w:bCs/>
+              </w:rPr>
+            </w:pPr>
+          </w:p>
+          <w:p>
+            <w:pPr>
+              <w:rPr>
+                <w:b/>
+                <w:bCs/>
+              </w:rPr>
+            </w:pPr>
+          </w:p>
         </w:tc>
       </w:tr>
       <w:tr>
@@ -2830,7 +2910,17 @@
             <w:hideMark/>
           </w:tcPr>
           <w:p>
+            <w:pPr>
+              <w:rPr>
+                <w:b/>
+                <w:bCs/>
+              </w:rPr>
+            </w:pPr>
             <w:r>
+              <w:rPr>
+                <w:b/>
+                <w:bCs/>
+              </w:rPr>
               <w:t>EXP:Stage:IsMoving</w:t>
             </w:r>
           </w:p>
@@ -2854,7 +2944,17 @@
             <w:hideMark/>
           </w:tcPr>
           <w:p>
+            <w:pPr>
+              <w:rPr>
+                <w:b/>
+                <w:bCs/>
+              </w:rPr>
+            </w:pPr>
             <w:r>
+              <w:rPr>
+                <w:b/>
+                <w:bCs/>
+              </w:rPr>
               <w:t>BOOL</w:t>
             </w:r>
           </w:p>
@@ -2878,7 +2978,17 @@
             <w:hideMark/>
           </w:tcPr>
           <w:p>
+            <w:pPr>
+              <w:rPr>
+                <w:b/>
+                <w:bCs/>
+              </w:rPr>
+            </w:pPr>
             <w:r>
+              <w:rPr>
+                <w:b/>
+                <w:bCs/>
+              </w:rPr>
               <w:t>R</w:t>
             </w:r>
           </w:p>
@@ -2902,11 +3012,28 @@
             <w:hideMark/>
           </w:tcPr>
           <w:p>
+            <w:pPr>
+              <w:rPr>
+                <w:b/>
+                <w:bCs/>
+              </w:rPr>
+            </w:pPr>
             <w:r>
+              <w:rPr>
+                <w:b/>
+                <w:bCs/>
+              </w:rPr>
               <w:t>stage.is_moving()</w:t>
             </w:r>
           </w:p>
-          <w:p/>
+          <w:p>
+            <w:pPr>
+              <w:rPr>
+                <w:b/>
+                <w:bCs/>
+              </w:rPr>
+            </w:pPr>
+          </w:p>
         </w:tc>
       </w:tr>
     </w:tbl>
@@ -2922,130 +3049,302 @@
           <w:b/>
           <w:bCs/>
         </w:rPr>
-        <w:t xml:space="preserve">7. </w:t>
-      </w:r>
-      <w:r>
-        <w:rPr>
-          <w:b/>
-          <w:bCs/>
-        </w:rPr>
-        <w:t>給</w:t>
-      </w:r>
-      <w:r>
-        <w:rPr>
-          <w:b/>
-          <w:bCs/>
-        </w:rPr>
-        <w:t xml:space="preserve"> Antigravity </w:t>
-      </w:r>
-      <w:r>
-        <w:rPr>
-          <w:b/>
-          <w:bCs/>
-        </w:rPr>
-        <w:t>的最終</w:t>
-      </w:r>
-      <w:r>
-        <w:rPr>
-          <w:b/>
-          <w:bCs/>
-        </w:rPr>
-        <w:t xml:space="preserve"> Prompt </w:t>
-      </w:r>
-      <w:r>
-        <w:rPr>
-          <w:b/>
-          <w:bCs/>
-        </w:rPr>
-        <w:t>指令</w:t>
-      </w:r>
-    </w:p>
-    <w:p>
-      <w:r>
+        <w:t>7. Master Antigravity Prompt</w:t>
+      </w:r>
+    </w:p>
+    <w:p>
+      <w:pPr>
+        <w:rPr>
+          <w:b/>
+          <w:bCs/>
+        </w:rPr>
+      </w:pPr>
+      <w:r>
+        <w:rPr>
+          <w:b/>
+          <w:bCs/>
+        </w:rPr>
         <w:t>Plaintext</w:t>
       </w:r>
     </w:p>
     <w:p>
-      <w:r>
-        <w:t>TASK: Implement Local-First Single-Shot DAQ Framework (Phase 1 &amp; Phase 2 Ready)</w:t>
-      </w:r>
-    </w:p>
-    <w:p/>
-    <w:p>
-      <w:r>
-        <w:t>Please implement the local DAQ control framework following the architecture specified in this document:</w:t>
-      </w:r>
-    </w:p>
-    <w:p/>
-    <w:p>
-      <w:r>
-        <w:t>1. Software Design &amp; OOP Requirements:</w:t>
-      </w:r>
-    </w:p>
-    <w:p>
-      <w:r>
-        <w:t xml:space="preserve">   - Implement `drivers/` using Strategy Pattern (Abstract Base Classes with both </w:t>
-      </w:r>
-      <w:r>
+      <w:pPr>
+        <w:rPr>
+          <w:b/>
+          <w:bCs/>
+        </w:rPr>
+      </w:pPr>
+      <w:r>
+        <w:rPr>
+          <w:b/>
+          <w:bCs/>
+        </w:rPr>
+        <w:t>TASK: Implement Local-First Single-Shot DAQ &amp; Camera Framework with DEVELOPMENT_LOG.md</w:t>
+      </w:r>
+    </w:p>
+    <w:p>
+      <w:pPr>
+        <w:rPr>
+          <w:b/>
+          <w:bCs/>
+        </w:rPr>
+      </w:pPr>
+    </w:p>
+    <w:p>
+      <w:pPr>
+        <w:rPr>
+          <w:b/>
+          <w:bCs/>
+        </w:rPr>
+      </w:pPr>
+      <w:r>
+        <w:rPr>
+          <w:b/>
+          <w:bCs/>
+        </w:rPr>
+        <w:t>Please implement the system according to the specifications in this document:</w:t>
+      </w:r>
+    </w:p>
+    <w:p>
+      <w:pPr>
+        <w:rPr>
+          <w:b/>
+          <w:bCs/>
+        </w:rPr>
+      </w:pPr>
+    </w:p>
+    <w:p>
+      <w:pPr>
+        <w:rPr>
+          <w:b/>
+          <w:bCs/>
+        </w:rPr>
+      </w:pPr>
+      <w:r>
+        <w:rPr>
+          <w:b/>
+          <w:bCs/>
+        </w:rPr>
+        <w:t>1. Context &amp; Logbook Management:</w:t>
+      </w:r>
+    </w:p>
+    <w:p>
+      <w:pPr>
+        <w:rPr>
+          <w:b/>
+          <w:bCs/>
+        </w:rPr>
+      </w:pPr>
+      <w:r>
+        <w:rPr>
+          <w:b/>
+          <w:bCs/>
+        </w:rPr>
+        <w:t xml:space="preserve">   - Create and maintain `DEVELOPMENT_LOG.md` at the root directory.</w:t>
+      </w:r>
+    </w:p>
+    <w:p>
+      <w:pPr>
+        <w:rPr>
+          <w:b/>
+          <w:bCs/>
+        </w:rPr>
+      </w:pPr>
+      <w:r>
+        <w:rPr>
+          <w:b/>
+          <w:bCs/>
+        </w:rPr>
+        <w:t xml:space="preserve">   - Read `DEVELOPMENT_LOG.md` first before generating new code to maintain token efficiency and architecture context.</w:t>
+      </w:r>
+    </w:p>
+    <w:p>
+      <w:pPr>
+        <w:rPr>
+          <w:b/>
+          <w:bCs/>
+        </w:rPr>
+      </w:pPr>
+      <w:r>
+        <w:rPr>
+          <w:b/>
+          <w:bCs/>
+        </w:rPr>
+        <w:t xml:space="preserve">   - Update `DEVELOPMENT_LOG.md` whenever a module, driver, or API signature is finalized or updated.</w:t>
+      </w:r>
+    </w:p>
+    <w:p>
+      <w:pPr>
+        <w:rPr>
+          <w:b/>
+          <w:bCs/>
+        </w:rPr>
+      </w:pPr>
+    </w:p>
+    <w:p>
+      <w:pPr>
+        <w:rPr>
+          <w:b/>
+          <w:bCs/>
+        </w:rPr>
+      </w:pPr>
+      <w:r>
+        <w:rPr>
+          <w:b/>
+          <w:bCs/>
+        </w:rPr>
+        <w:t>2. Software Design &amp; OOP Requirements:</w:t>
+      </w:r>
+    </w:p>
+    <w:p>
+      <w:pPr>
+        <w:rPr>
+          <w:b/>
+          <w:bCs/>
+        </w:rPr>
+      </w:pPr>
+      <w:r>
+        <w:rPr>
+          <w:b/>
+          <w:bCs/>
+        </w:rPr>
+        <w:t xml:space="preserve">   - Drivers (`drivers/`): Use Strategy Pattern with Abstract Base Classes (`base_driver.py`) and provide both Real and Mock implementations for DG645, Stage, and Dual GigE Cameras.</w:t>
+      </w:r>
+    </w:p>
+    <w:p>
+      <w:pPr>
+        <w:rPr>
+          <w:b/>
+          <w:bCs/>
+        </w:rPr>
+      </w:pPr>
+      <w:r>
+        <w:rPr>
+          <w:b/>
+          <w:bCs/>
+        </w:rPr>
+        <w:t xml:space="preserve">   - Dual Camera Module (`camera_gui.py`): Support 2x GigE cameras with user-named channel textboxes, 10 Hz display throttle, raw live view, beam overlay tool, 2D Gaussian fitting over ROI, background capture, and TIFF tag metadata embedding.</w:t>
+      </w:r>
+    </w:p>
+    <w:p>
+      <w:pPr>
+        <w:rPr>
+          <w:b/>
+          <w:bCs/>
+        </w:rPr>
+      </w:pPr>
+      <w:r>
+        <w:rPr>
+          <w:b/>
+          <w:bCs/>
+        </w:rPr>
+        <w:t xml:space="preserve">   - Data Manager (`core/data_manager.py`): Pre-allocate zero-copy RAM buffers (`numpy`), handle HDF5/TIFF persistence, and auto-append run summary rows to `experiment_log.xlsx`.</w:t>
+      </w:r>
+    </w:p>
+    <w:p>
+      <w:pPr>
+        <w:rPr>
+          <w:b/>
+          <w:bCs/>
+        </w:rPr>
+      </w:pPr>
+      <w:r>
+        <w:rPr>
+          <w:b/>
+          <w:bCs/>
+        </w:rPr>
+        <w:t xml:space="preserve">   - Controller (`core/sequence_controller.py`): Use State Pattern (`SystemState` </w:t>
+      </w:r>
+      <w:r>
+        <w:rPr>
+          <w:b/>
+          <w:bCs/>
+        </w:rPr>
         <w:lastRenderedPageBreak/>
-        <w:t>Real and Mock implementations for DG645, Stage, and Cameras).</w:t>
-      </w:r>
-    </w:p>
-    <w:p>
-      <w:r>
-        <w:t xml:space="preserve">   - Implement `core/data_manager.py` using Manager Pattern to handle zero-copy RAM pre-allocation (`numpy`), local HDF5 persistence (`h5py`), basic image processing, and auto-appending summary records to `experiment_log.xlsx` (`openpyxl`/`pandas`).</w:t>
-      </w:r>
-    </w:p>
-    <w:p>
-      <w:r>
-        <w:t xml:space="preserve">   - Implement `core/sequence_controller.py` using State Pattern (`SystemState` Enum: IDLE, ARMED, ACQUIRING, SAVING, ERROR).</w:t>
-      </w:r>
-    </w:p>
-    <w:p/>
-    <w:p>
-      <w:r>
-        <w:t>2. Interlock &amp; Execution Constraints:</w:t>
-      </w:r>
-    </w:p>
-    <w:p>
-      <w:r>
-        <w:t xml:space="preserve">   - `arm_and_start()` must strictly enforce the interlock: if `stage.is_moving() == True`, abort arming and return False.</w:t>
-      </w:r>
-    </w:p>
-    <w:p>
-      <w:r>
-        <w:t xml:space="preserve">   - Stage positioning and camera exposure tuning are handled independently on the local PC prior to calling `arm_and_start()`.</w:t>
-      </w:r>
-    </w:p>
-    <w:p>
-      <w:r>
-        <w:t xml:space="preserve">   - Upon `arm_and_start()`, pre-allocate RAM, switch cameras to EXTERNAL_TTL trigger mode, fire DG645 burst automatically, persist data to local HDF5, run analysis, append Excel log, and return to IDLE.</w:t>
-      </w:r>
-    </w:p>
-    <w:p/>
-    <w:p>
-      <w:r>
-        <w:t>3. Execution Steps:</w:t>
-      </w:r>
-    </w:p>
-    <w:p>
-      <w:r>
-        <w:t xml:space="preserve">   - Step 1: Implement clean driver interfaces and mock drivers in `drivers/`.</w:t>
-      </w:r>
-    </w:p>
-    <w:p>
-      <w:r>
-        <w:t xml:space="preserve">   - Step 2: Implement `data_manager.py` and `sequence_controller.py`.</w:t>
-      </w:r>
-    </w:p>
-    <w:p>
-      <w:r>
-        <w:t xml:space="preserve">   - Step 3: Deliver `test_single_shot_sequence.py` to validate both N=1 and N=10 acquisition runs locally in pure Python without EPICS.</w:t>
-      </w:r>
-    </w:p>
-    <w:p>
-      <w:r>
-        <w:t xml:space="preserve">   - Keep all APIs clean and isolated so `caproto.asyncio` PV callbacks can directly bind to `sequence_controller.py` in Phase 2.</w:t>
+        <w:t>Enum). Enforce strict interlock checking (`stage.is_moving() == False`).</w:t>
+      </w:r>
+    </w:p>
+    <w:p>
+      <w:pPr>
+        <w:rPr>
+          <w:b/>
+          <w:bCs/>
+        </w:rPr>
+      </w:pPr>
+    </w:p>
+    <w:p>
+      <w:pPr>
+        <w:rPr>
+          <w:b/>
+          <w:bCs/>
+        </w:rPr>
+      </w:pPr>
+      <w:r>
+        <w:rPr>
+          <w:b/>
+          <w:bCs/>
+        </w:rPr>
+        <w:t>3. Execution Order:</w:t>
+      </w:r>
+    </w:p>
+    <w:p>
+      <w:pPr>
+        <w:rPr>
+          <w:b/>
+          <w:bCs/>
+        </w:rPr>
+      </w:pPr>
+      <w:r>
+        <w:rPr>
+          <w:b/>
+          <w:bCs/>
+        </w:rPr>
+        <w:t xml:space="preserve">   - Step 1: Create `DEVELOPMENT_LOG.md` and implement `drivers/` (including Mock drivers).</w:t>
+      </w:r>
+    </w:p>
+    <w:p>
+      <w:pPr>
+        <w:rPr>
+          <w:b/>
+          <w:bCs/>
+        </w:rPr>
+      </w:pPr>
+      <w:r>
+        <w:rPr>
+          <w:b/>
+          <w:bCs/>
+        </w:rPr>
+        <w:t xml:space="preserve">   - Step 2: Implement `core/data_manager.py` and `core/sequence_controller.py`.</w:t>
+      </w:r>
+    </w:p>
+    <w:p>
+      <w:pPr>
+        <w:rPr>
+          <w:b/>
+          <w:bCs/>
+        </w:rPr>
+      </w:pPr>
+      <w:r>
+        <w:rPr>
+          <w:b/>
+          <w:bCs/>
+        </w:rPr>
+        <w:t xml:space="preserve">   - Step 3: Implement `test_single_shot_sequence.py` to validate 1-shot and 10-shot runs locally without EPICS.</w:t>
+      </w:r>
+    </w:p>
+    <w:p>
+      <w:pPr>
+        <w:rPr>
+          <w:b/>
+          <w:bCs/>
+        </w:rPr>
+      </w:pPr>
+      <w:r>
+        <w:rPr>
+          <w:b/>
+          <w:bCs/>
+        </w:rPr>
+        <w:t xml:space="preserve">   - Step 4: Ensure all APIs are clean and thread-isolated (`asyncio.to_thread()`) for caproto EPICS IOC integration in Phase 2.</w:t>
       </w:r>
     </w:p>
     <w:p/>
@@ -3445,6 +3744,123 @@
     </w:lvl>
   </w:abstractNum>
   <w:abstractNum w:abstractNumId="3" w15:restartNumberingAfterBreak="0">
+    <w:nsid w:val="31F259F6"/>
+    <w:multiLevelType w:val="multilevel"/>
+    <w:tmpl w:val="E84A1D34"/>
+    <w:lvl w:ilvl="0">
+      <w:start w:val="1"/>
+      <w:numFmt w:val="decimal"/>
+      <w:lvlText w:val="%1."/>
+      <w:lvlJc w:val="left"/>
+      <w:pPr>
+        <w:tabs>
+          <w:tab w:val="num" w:pos="720"/>
+        </w:tabs>
+        <w:ind w:left="720" w:hanging="360"/>
+      </w:pPr>
+    </w:lvl>
+    <w:lvl w:ilvl="1">
+      <w:start w:val="1"/>
+      <w:numFmt w:val="bullet"/>
+      <w:lvlText w:val="o"/>
+      <w:lvlJc w:val="left"/>
+      <w:pPr>
+        <w:tabs>
+          <w:tab w:val="num" w:pos="1440"/>
+        </w:tabs>
+        <w:ind w:left="1440" w:hanging="360"/>
+      </w:pPr>
+      <w:rPr>
+        <w:rFonts w:ascii="Courier New" w:hAnsi="Courier New" w:hint="default"/>
+        <w:sz w:val="20"/>
+      </w:rPr>
+    </w:lvl>
+    <w:lvl w:ilvl="2" w:tentative="1">
+      <w:start w:val="1"/>
+      <w:numFmt w:val="decimal"/>
+      <w:lvlText w:val="%3."/>
+      <w:lvlJc w:val="left"/>
+      <w:pPr>
+        <w:tabs>
+          <w:tab w:val="num" w:pos="2160"/>
+        </w:tabs>
+        <w:ind w:left="2160" w:hanging="360"/>
+      </w:pPr>
+    </w:lvl>
+    <w:lvl w:ilvl="3" w:tentative="1">
+      <w:start w:val="1"/>
+      <w:numFmt w:val="decimal"/>
+      <w:lvlText w:val="%4."/>
+      <w:lvlJc w:val="left"/>
+      <w:pPr>
+        <w:tabs>
+          <w:tab w:val="num" w:pos="2880"/>
+        </w:tabs>
+        <w:ind w:left="2880" w:hanging="360"/>
+      </w:pPr>
+    </w:lvl>
+    <w:lvl w:ilvl="4" w:tentative="1">
+      <w:start w:val="1"/>
+      <w:numFmt w:val="decimal"/>
+      <w:lvlText w:val="%5."/>
+      <w:lvlJc w:val="left"/>
+      <w:pPr>
+        <w:tabs>
+          <w:tab w:val="num" w:pos="3600"/>
+        </w:tabs>
+        <w:ind w:left="3600" w:hanging="360"/>
+      </w:pPr>
+    </w:lvl>
+    <w:lvl w:ilvl="5" w:tentative="1">
+      <w:start w:val="1"/>
+      <w:numFmt w:val="decimal"/>
+      <w:lvlText w:val="%6."/>
+      <w:lvlJc w:val="left"/>
+      <w:pPr>
+        <w:tabs>
+          <w:tab w:val="num" w:pos="4320"/>
+        </w:tabs>
+        <w:ind w:left="4320" w:hanging="360"/>
+      </w:pPr>
+    </w:lvl>
+    <w:lvl w:ilvl="6" w:tentative="1">
+      <w:start w:val="1"/>
+      <w:numFmt w:val="decimal"/>
+      <w:lvlText w:val="%7."/>
+      <w:lvlJc w:val="left"/>
+      <w:pPr>
+        <w:tabs>
+          <w:tab w:val="num" w:pos="5040"/>
+        </w:tabs>
+        <w:ind w:left="5040" w:hanging="360"/>
+      </w:pPr>
+    </w:lvl>
+    <w:lvl w:ilvl="7" w:tentative="1">
+      <w:start w:val="1"/>
+      <w:numFmt w:val="decimal"/>
+      <w:lvlText w:val="%8."/>
+      <w:lvlJc w:val="left"/>
+      <w:pPr>
+        <w:tabs>
+          <w:tab w:val="num" w:pos="5760"/>
+        </w:tabs>
+        <w:ind w:left="5760" w:hanging="360"/>
+      </w:pPr>
+    </w:lvl>
+    <w:lvl w:ilvl="8" w:tentative="1">
+      <w:start w:val="1"/>
+      <w:numFmt w:val="decimal"/>
+      <w:lvlText w:val="%9."/>
+      <w:lvlJc w:val="left"/>
+      <w:pPr>
+        <w:tabs>
+          <w:tab w:val="num" w:pos="6480"/>
+        </w:tabs>
+        <w:ind w:left="6480" w:hanging="360"/>
+      </w:pPr>
+    </w:lvl>
+  </w:abstractNum>
+  <w:abstractNum w:abstractNumId="4" w15:restartNumberingAfterBreak="0">
     <w:nsid w:val="34C47A61"/>
     <w:multiLevelType w:val="multilevel"/>
     <w:tmpl w:val="7824A108"/>
@@ -3593,7 +4009,7 @@
       </w:rPr>
     </w:lvl>
   </w:abstractNum>
-  <w:abstractNum w:abstractNumId="4" w15:restartNumberingAfterBreak="0">
+  <w:abstractNum w:abstractNumId="5" w15:restartNumberingAfterBreak="0">
     <w:nsid w:val="37D52932"/>
     <w:multiLevelType w:val="multilevel"/>
     <w:tmpl w:val="24DA1786"/>
@@ -3706,7 +4122,7 @@
       </w:pPr>
     </w:lvl>
   </w:abstractNum>
-  <w:abstractNum w:abstractNumId="5" w15:restartNumberingAfterBreak="0">
+  <w:abstractNum w:abstractNumId="6" w15:restartNumberingAfterBreak="0">
     <w:nsid w:val="3D8D1C76"/>
     <w:multiLevelType w:val="multilevel"/>
     <w:tmpl w:val="3662DFAE"/>
@@ -3819,7 +4235,535 @@
       </w:pPr>
     </w:lvl>
   </w:abstractNum>
-  <w:abstractNum w:abstractNumId="6" w15:restartNumberingAfterBreak="0">
+  <w:abstractNum w:abstractNumId="7" w15:restartNumberingAfterBreak="0">
+    <w:nsid w:val="40326E88"/>
+    <w:multiLevelType w:val="multilevel"/>
+    <w:tmpl w:val="5A54A24C"/>
+    <w:lvl w:ilvl="0">
+      <w:start w:val="1"/>
+      <w:numFmt w:val="bullet"/>
+      <w:lvlText w:val=""/>
+      <w:lvlJc w:val="left"/>
+      <w:pPr>
+        <w:tabs>
+          <w:tab w:val="num" w:pos="720"/>
+        </w:tabs>
+        <w:ind w:left="720" w:hanging="360"/>
+      </w:pPr>
+      <w:rPr>
+        <w:rFonts w:ascii="Symbol" w:hAnsi="Symbol" w:hint="default"/>
+        <w:sz w:val="20"/>
+      </w:rPr>
+    </w:lvl>
+    <w:lvl w:ilvl="1" w:tentative="1">
+      <w:start w:val="1"/>
+      <w:numFmt w:val="bullet"/>
+      <w:lvlText w:val="o"/>
+      <w:lvlJc w:val="left"/>
+      <w:pPr>
+        <w:tabs>
+          <w:tab w:val="num" w:pos="1440"/>
+        </w:tabs>
+        <w:ind w:left="1440" w:hanging="360"/>
+      </w:pPr>
+      <w:rPr>
+        <w:rFonts w:ascii="Courier New" w:hAnsi="Courier New" w:hint="default"/>
+        <w:sz w:val="20"/>
+      </w:rPr>
+    </w:lvl>
+    <w:lvl w:ilvl="2" w:tentative="1">
+      <w:start w:val="1"/>
+      <w:numFmt w:val="bullet"/>
+      <w:lvlText w:val=""/>
+      <w:lvlJc w:val="left"/>
+      <w:pPr>
+        <w:tabs>
+          <w:tab w:val="num" w:pos="2160"/>
+        </w:tabs>
+        <w:ind w:left="2160" w:hanging="360"/>
+      </w:pPr>
+      <w:rPr>
+        <w:rFonts w:ascii="Wingdings" w:hAnsi="Wingdings" w:hint="default"/>
+        <w:sz w:val="20"/>
+      </w:rPr>
+    </w:lvl>
+    <w:lvl w:ilvl="3" w:tentative="1">
+      <w:start w:val="1"/>
+      <w:numFmt w:val="bullet"/>
+      <w:lvlText w:val=""/>
+      <w:lvlJc w:val="left"/>
+      <w:pPr>
+        <w:tabs>
+          <w:tab w:val="num" w:pos="2880"/>
+        </w:tabs>
+        <w:ind w:left="2880" w:hanging="360"/>
+      </w:pPr>
+      <w:rPr>
+        <w:rFonts w:ascii="Wingdings" w:hAnsi="Wingdings" w:hint="default"/>
+        <w:sz w:val="20"/>
+      </w:rPr>
+    </w:lvl>
+    <w:lvl w:ilvl="4" w:tentative="1">
+      <w:start w:val="1"/>
+      <w:numFmt w:val="bullet"/>
+      <w:lvlText w:val=""/>
+      <w:lvlJc w:val="left"/>
+      <w:pPr>
+        <w:tabs>
+          <w:tab w:val="num" w:pos="3600"/>
+        </w:tabs>
+        <w:ind w:left="3600" w:hanging="360"/>
+      </w:pPr>
+      <w:rPr>
+        <w:rFonts w:ascii="Wingdings" w:hAnsi="Wingdings" w:hint="default"/>
+        <w:sz w:val="20"/>
+      </w:rPr>
+    </w:lvl>
+    <w:lvl w:ilvl="5" w:tentative="1">
+      <w:start w:val="1"/>
+      <w:numFmt w:val="bullet"/>
+      <w:lvlText w:val=""/>
+      <w:lvlJc w:val="left"/>
+      <w:pPr>
+        <w:tabs>
+          <w:tab w:val="num" w:pos="4320"/>
+        </w:tabs>
+        <w:ind w:left="4320" w:hanging="360"/>
+      </w:pPr>
+      <w:rPr>
+        <w:rFonts w:ascii="Wingdings" w:hAnsi="Wingdings" w:hint="default"/>
+        <w:sz w:val="20"/>
+      </w:rPr>
+    </w:lvl>
+    <w:lvl w:ilvl="6" w:tentative="1">
+      <w:start w:val="1"/>
+      <w:numFmt w:val="bullet"/>
+      <w:lvlText w:val=""/>
+      <w:lvlJc w:val="left"/>
+      <w:pPr>
+        <w:tabs>
+          <w:tab w:val="num" w:pos="5040"/>
+        </w:tabs>
+        <w:ind w:left="5040" w:hanging="360"/>
+      </w:pPr>
+      <w:rPr>
+        <w:rFonts w:ascii="Wingdings" w:hAnsi="Wingdings" w:hint="default"/>
+        <w:sz w:val="20"/>
+      </w:rPr>
+    </w:lvl>
+    <w:lvl w:ilvl="7" w:tentative="1">
+      <w:start w:val="1"/>
+      <w:numFmt w:val="bullet"/>
+      <w:lvlText w:val=""/>
+      <w:lvlJc w:val="left"/>
+      <w:pPr>
+        <w:tabs>
+          <w:tab w:val="num" w:pos="5760"/>
+        </w:tabs>
+        <w:ind w:left="5760" w:hanging="360"/>
+      </w:pPr>
+      <w:rPr>
+        <w:rFonts w:ascii="Wingdings" w:hAnsi="Wingdings" w:hint="default"/>
+        <w:sz w:val="20"/>
+      </w:rPr>
+    </w:lvl>
+    <w:lvl w:ilvl="8" w:tentative="1">
+      <w:start w:val="1"/>
+      <w:numFmt w:val="bullet"/>
+      <w:lvlText w:val=""/>
+      <w:lvlJc w:val="left"/>
+      <w:pPr>
+        <w:tabs>
+          <w:tab w:val="num" w:pos="6480"/>
+        </w:tabs>
+        <w:ind w:left="6480" w:hanging="360"/>
+      </w:pPr>
+      <w:rPr>
+        <w:rFonts w:ascii="Wingdings" w:hAnsi="Wingdings" w:hint="default"/>
+        <w:sz w:val="20"/>
+      </w:rPr>
+    </w:lvl>
+  </w:abstractNum>
+  <w:abstractNum w:abstractNumId="8" w15:restartNumberingAfterBreak="0">
+    <w:nsid w:val="4A316F09"/>
+    <w:multiLevelType w:val="multilevel"/>
+    <w:tmpl w:val="FCDC2FEA"/>
+    <w:lvl w:ilvl="0">
+      <w:start w:val="1"/>
+      <w:numFmt w:val="bullet"/>
+      <w:lvlText w:val=""/>
+      <w:lvlJc w:val="left"/>
+      <w:pPr>
+        <w:tabs>
+          <w:tab w:val="num" w:pos="720"/>
+        </w:tabs>
+        <w:ind w:left="720" w:hanging="360"/>
+      </w:pPr>
+      <w:rPr>
+        <w:rFonts w:ascii="Symbol" w:hAnsi="Symbol" w:hint="default"/>
+        <w:sz w:val="20"/>
+      </w:rPr>
+    </w:lvl>
+    <w:lvl w:ilvl="1" w:tentative="1">
+      <w:start w:val="1"/>
+      <w:numFmt w:val="bullet"/>
+      <w:lvlText w:val="o"/>
+      <w:lvlJc w:val="left"/>
+      <w:pPr>
+        <w:tabs>
+          <w:tab w:val="num" w:pos="1440"/>
+        </w:tabs>
+        <w:ind w:left="1440" w:hanging="360"/>
+      </w:pPr>
+      <w:rPr>
+        <w:rFonts w:ascii="Courier New" w:hAnsi="Courier New" w:hint="default"/>
+        <w:sz w:val="20"/>
+      </w:rPr>
+    </w:lvl>
+    <w:lvl w:ilvl="2" w:tentative="1">
+      <w:start w:val="1"/>
+      <w:numFmt w:val="bullet"/>
+      <w:lvlText w:val=""/>
+      <w:lvlJc w:val="left"/>
+      <w:pPr>
+        <w:tabs>
+          <w:tab w:val="num" w:pos="2160"/>
+        </w:tabs>
+        <w:ind w:left="2160" w:hanging="360"/>
+      </w:pPr>
+      <w:rPr>
+        <w:rFonts w:ascii="Wingdings" w:hAnsi="Wingdings" w:hint="default"/>
+        <w:sz w:val="20"/>
+      </w:rPr>
+    </w:lvl>
+    <w:lvl w:ilvl="3" w:tentative="1">
+      <w:start w:val="1"/>
+      <w:numFmt w:val="bullet"/>
+      <w:lvlText w:val=""/>
+      <w:lvlJc w:val="left"/>
+      <w:pPr>
+        <w:tabs>
+          <w:tab w:val="num" w:pos="2880"/>
+        </w:tabs>
+        <w:ind w:left="2880" w:hanging="360"/>
+      </w:pPr>
+      <w:rPr>
+        <w:rFonts w:ascii="Wingdings" w:hAnsi="Wingdings" w:hint="default"/>
+        <w:sz w:val="20"/>
+      </w:rPr>
+    </w:lvl>
+    <w:lvl w:ilvl="4" w:tentative="1">
+      <w:start w:val="1"/>
+      <w:numFmt w:val="bullet"/>
+      <w:lvlText w:val=""/>
+      <w:lvlJc w:val="left"/>
+      <w:pPr>
+        <w:tabs>
+          <w:tab w:val="num" w:pos="3600"/>
+        </w:tabs>
+        <w:ind w:left="3600" w:hanging="360"/>
+      </w:pPr>
+      <w:rPr>
+        <w:rFonts w:ascii="Wingdings" w:hAnsi="Wingdings" w:hint="default"/>
+        <w:sz w:val="20"/>
+      </w:rPr>
+    </w:lvl>
+    <w:lvl w:ilvl="5" w:tentative="1">
+      <w:start w:val="1"/>
+      <w:numFmt w:val="bullet"/>
+      <w:lvlText w:val=""/>
+      <w:lvlJc w:val="left"/>
+      <w:pPr>
+        <w:tabs>
+          <w:tab w:val="num" w:pos="4320"/>
+        </w:tabs>
+        <w:ind w:left="4320" w:hanging="360"/>
+      </w:pPr>
+      <w:rPr>
+        <w:rFonts w:ascii="Wingdings" w:hAnsi="Wingdings" w:hint="default"/>
+        <w:sz w:val="20"/>
+      </w:rPr>
+    </w:lvl>
+    <w:lvl w:ilvl="6" w:tentative="1">
+      <w:start w:val="1"/>
+      <w:numFmt w:val="bullet"/>
+      <w:lvlText w:val=""/>
+      <w:lvlJc w:val="left"/>
+      <w:pPr>
+        <w:tabs>
+          <w:tab w:val="num" w:pos="5040"/>
+        </w:tabs>
+        <w:ind w:left="5040" w:hanging="360"/>
+      </w:pPr>
+      <w:rPr>
+        <w:rFonts w:ascii="Wingdings" w:hAnsi="Wingdings" w:hint="default"/>
+        <w:sz w:val="20"/>
+      </w:rPr>
+    </w:lvl>
+    <w:lvl w:ilvl="7" w:tentative="1">
+      <w:start w:val="1"/>
+      <w:numFmt w:val="bullet"/>
+      <w:lvlText w:val=""/>
+      <w:lvlJc w:val="left"/>
+      <w:pPr>
+        <w:tabs>
+          <w:tab w:val="num" w:pos="5760"/>
+        </w:tabs>
+        <w:ind w:left="5760" w:hanging="360"/>
+      </w:pPr>
+      <w:rPr>
+        <w:rFonts w:ascii="Wingdings" w:hAnsi="Wingdings" w:hint="default"/>
+        <w:sz w:val="20"/>
+      </w:rPr>
+    </w:lvl>
+    <w:lvl w:ilvl="8" w:tentative="1">
+      <w:start w:val="1"/>
+      <w:numFmt w:val="bullet"/>
+      <w:lvlText w:val=""/>
+      <w:lvlJc w:val="left"/>
+      <w:pPr>
+        <w:tabs>
+          <w:tab w:val="num" w:pos="6480"/>
+        </w:tabs>
+        <w:ind w:left="6480" w:hanging="360"/>
+      </w:pPr>
+      <w:rPr>
+        <w:rFonts w:ascii="Wingdings" w:hAnsi="Wingdings" w:hint="default"/>
+        <w:sz w:val="20"/>
+      </w:rPr>
+    </w:lvl>
+  </w:abstractNum>
+  <w:abstractNum w:abstractNumId="9" w15:restartNumberingAfterBreak="0">
+    <w:nsid w:val="524B5C7C"/>
+    <w:multiLevelType w:val="multilevel"/>
+    <w:tmpl w:val="B346F75A"/>
+    <w:lvl w:ilvl="0">
+      <w:start w:val="1"/>
+      <w:numFmt w:val="decimal"/>
+      <w:lvlText w:val="%1."/>
+      <w:lvlJc w:val="left"/>
+      <w:pPr>
+        <w:tabs>
+          <w:tab w:val="num" w:pos="720"/>
+        </w:tabs>
+        <w:ind w:left="720" w:hanging="360"/>
+      </w:pPr>
+    </w:lvl>
+    <w:lvl w:ilvl="1" w:tentative="1">
+      <w:start w:val="1"/>
+      <w:numFmt w:val="decimal"/>
+      <w:lvlText w:val="%2."/>
+      <w:lvlJc w:val="left"/>
+      <w:pPr>
+        <w:tabs>
+          <w:tab w:val="num" w:pos="1440"/>
+        </w:tabs>
+        <w:ind w:left="1440" w:hanging="360"/>
+      </w:pPr>
+    </w:lvl>
+    <w:lvl w:ilvl="2" w:tentative="1">
+      <w:start w:val="1"/>
+      <w:numFmt w:val="decimal"/>
+      <w:lvlText w:val="%3."/>
+      <w:lvlJc w:val="left"/>
+      <w:pPr>
+        <w:tabs>
+          <w:tab w:val="num" w:pos="2160"/>
+        </w:tabs>
+        <w:ind w:left="2160" w:hanging="360"/>
+      </w:pPr>
+    </w:lvl>
+    <w:lvl w:ilvl="3" w:tentative="1">
+      <w:start w:val="1"/>
+      <w:numFmt w:val="decimal"/>
+      <w:lvlText w:val="%4."/>
+      <w:lvlJc w:val="left"/>
+      <w:pPr>
+        <w:tabs>
+          <w:tab w:val="num" w:pos="2880"/>
+        </w:tabs>
+        <w:ind w:left="2880" w:hanging="360"/>
+      </w:pPr>
+    </w:lvl>
+    <w:lvl w:ilvl="4" w:tentative="1">
+      <w:start w:val="1"/>
+      <w:numFmt w:val="decimal"/>
+      <w:lvlText w:val="%5."/>
+      <w:lvlJc w:val="left"/>
+      <w:pPr>
+        <w:tabs>
+          <w:tab w:val="num" w:pos="3600"/>
+        </w:tabs>
+        <w:ind w:left="3600" w:hanging="360"/>
+      </w:pPr>
+    </w:lvl>
+    <w:lvl w:ilvl="5" w:tentative="1">
+      <w:start w:val="1"/>
+      <w:numFmt w:val="decimal"/>
+      <w:lvlText w:val="%6."/>
+      <w:lvlJc w:val="left"/>
+      <w:pPr>
+        <w:tabs>
+          <w:tab w:val="num" w:pos="4320"/>
+        </w:tabs>
+        <w:ind w:left="4320" w:hanging="360"/>
+      </w:pPr>
+    </w:lvl>
+    <w:lvl w:ilvl="6" w:tentative="1">
+      <w:start w:val="1"/>
+      <w:numFmt w:val="decimal"/>
+      <w:lvlText w:val="%7."/>
+      <w:lvlJc w:val="left"/>
+      <w:pPr>
+        <w:tabs>
+          <w:tab w:val="num" w:pos="5040"/>
+        </w:tabs>
+        <w:ind w:left="5040" w:hanging="360"/>
+      </w:pPr>
+    </w:lvl>
+    <w:lvl w:ilvl="7" w:tentative="1">
+      <w:start w:val="1"/>
+      <w:numFmt w:val="decimal"/>
+      <w:lvlText w:val="%8."/>
+      <w:lvlJc w:val="left"/>
+      <w:pPr>
+        <w:tabs>
+          <w:tab w:val="num" w:pos="5760"/>
+        </w:tabs>
+        <w:ind w:left="5760" w:hanging="360"/>
+      </w:pPr>
+    </w:lvl>
+    <w:lvl w:ilvl="8" w:tentative="1">
+      <w:start w:val="1"/>
+      <w:numFmt w:val="decimal"/>
+      <w:lvlText w:val="%9."/>
+      <w:lvlJc w:val="left"/>
+      <w:pPr>
+        <w:tabs>
+          <w:tab w:val="num" w:pos="6480"/>
+        </w:tabs>
+        <w:ind w:left="6480" w:hanging="360"/>
+      </w:pPr>
+    </w:lvl>
+  </w:abstractNum>
+  <w:abstractNum w:abstractNumId="10" w15:restartNumberingAfterBreak="0">
+    <w:nsid w:val="58807778"/>
+    <w:multiLevelType w:val="multilevel"/>
+    <w:tmpl w:val="1C765BAA"/>
+    <w:lvl w:ilvl="0">
+      <w:start w:val="1"/>
+      <w:numFmt w:val="decimal"/>
+      <w:lvlText w:val="%1."/>
+      <w:lvlJc w:val="left"/>
+      <w:pPr>
+        <w:tabs>
+          <w:tab w:val="num" w:pos="720"/>
+        </w:tabs>
+        <w:ind w:left="720" w:hanging="360"/>
+      </w:pPr>
+    </w:lvl>
+    <w:lvl w:ilvl="1">
+      <w:start w:val="1"/>
+      <w:numFmt w:val="bullet"/>
+      <w:lvlText w:val="o"/>
+      <w:lvlJc w:val="left"/>
+      <w:pPr>
+        <w:tabs>
+          <w:tab w:val="num" w:pos="1440"/>
+        </w:tabs>
+        <w:ind w:left="1440" w:hanging="360"/>
+      </w:pPr>
+      <w:rPr>
+        <w:rFonts w:ascii="Courier New" w:hAnsi="Courier New" w:hint="default"/>
+        <w:sz w:val="20"/>
+      </w:rPr>
+    </w:lvl>
+    <w:lvl w:ilvl="2" w:tentative="1">
+      <w:start w:val="1"/>
+      <w:numFmt w:val="decimal"/>
+      <w:lvlText w:val="%3."/>
+      <w:lvlJc w:val="left"/>
+      <w:pPr>
+        <w:tabs>
+          <w:tab w:val="num" w:pos="2160"/>
+        </w:tabs>
+        <w:ind w:left="2160" w:hanging="360"/>
+      </w:pPr>
+    </w:lvl>
+    <w:lvl w:ilvl="3" w:tentative="1">
+      <w:start w:val="1"/>
+      <w:numFmt w:val="decimal"/>
+      <w:lvlText w:val="%4."/>
+      <w:lvlJc w:val="left"/>
+      <w:pPr>
+        <w:tabs>
+          <w:tab w:val="num" w:pos="2880"/>
+        </w:tabs>
+        <w:ind w:left="2880" w:hanging="360"/>
+      </w:pPr>
+    </w:lvl>
+    <w:lvl w:ilvl="4" w:tentative="1">
+      <w:start w:val="1"/>
+      <w:numFmt w:val="decimal"/>
+      <w:lvlText w:val="%5."/>
+      <w:lvlJc w:val="left"/>
+      <w:pPr>
+        <w:tabs>
+          <w:tab w:val="num" w:pos="3600"/>
+        </w:tabs>
+        <w:ind w:left="3600" w:hanging="360"/>
+      </w:pPr>
+    </w:lvl>
+    <w:lvl w:ilvl="5" w:tentative="1">
+      <w:start w:val="1"/>
+      <w:numFmt w:val="decimal"/>
+      <w:lvlText w:val="%6."/>
+      <w:lvlJc w:val="left"/>
+      <w:pPr>
+        <w:tabs>
+          <w:tab w:val="num" w:pos="4320"/>
+        </w:tabs>
+        <w:ind w:left="4320" w:hanging="360"/>
+      </w:pPr>
+    </w:lvl>
+    <w:lvl w:ilvl="6" w:tentative="1">
+      <w:start w:val="1"/>
+      <w:numFmt w:val="decimal"/>
+      <w:lvlText w:val="%7."/>
+      <w:lvlJc w:val="left"/>
+      <w:pPr>
+        <w:tabs>
+          <w:tab w:val="num" w:pos="5040"/>
+        </w:tabs>
+        <w:ind w:left="5040" w:hanging="360"/>
+      </w:pPr>
+    </w:lvl>
+    <w:lvl w:ilvl="7" w:tentative="1">
+      <w:start w:val="1"/>
+      <w:numFmt w:val="decimal"/>
+      <w:lvlText w:val="%8."/>
+      <w:lvlJc w:val="left"/>
+      <w:pPr>
+        <w:tabs>
+          <w:tab w:val="num" w:pos="5760"/>
+        </w:tabs>
+        <w:ind w:left="5760" w:hanging="360"/>
+      </w:pPr>
+    </w:lvl>
+    <w:lvl w:ilvl="8" w:tentative="1">
+      <w:start w:val="1"/>
+      <w:numFmt w:val="decimal"/>
+      <w:lvlText w:val="%9."/>
+      <w:lvlJc w:val="left"/>
+      <w:pPr>
+        <w:tabs>
+          <w:tab w:val="num" w:pos="6480"/>
+        </w:tabs>
+        <w:ind w:left="6480" w:hanging="360"/>
+      </w:pPr>
+    </w:lvl>
+  </w:abstractNum>
+  <w:abstractNum w:abstractNumId="11" w15:restartNumberingAfterBreak="0">
     <w:nsid w:val="59531CA0"/>
     <w:multiLevelType w:val="multilevel"/>
     <w:tmpl w:val="A204192C"/>
@@ -3850,6 +4794,417 @@
         <w:rFonts w:ascii="Courier New" w:hAnsi="Courier New" w:hint="default"/>
         <w:sz w:val="20"/>
       </w:rPr>
+    </w:lvl>
+    <w:lvl w:ilvl="2" w:tentative="1">
+      <w:start w:val="1"/>
+      <w:numFmt w:val="decimal"/>
+      <w:lvlText w:val="%3."/>
+      <w:lvlJc w:val="left"/>
+      <w:pPr>
+        <w:tabs>
+          <w:tab w:val="num" w:pos="2160"/>
+        </w:tabs>
+        <w:ind w:left="2160" w:hanging="360"/>
+      </w:pPr>
+    </w:lvl>
+    <w:lvl w:ilvl="3" w:tentative="1">
+      <w:start w:val="1"/>
+      <w:numFmt w:val="decimal"/>
+      <w:lvlText w:val="%4."/>
+      <w:lvlJc w:val="left"/>
+      <w:pPr>
+        <w:tabs>
+          <w:tab w:val="num" w:pos="2880"/>
+        </w:tabs>
+        <w:ind w:left="2880" w:hanging="360"/>
+      </w:pPr>
+    </w:lvl>
+    <w:lvl w:ilvl="4" w:tentative="1">
+      <w:start w:val="1"/>
+      <w:numFmt w:val="decimal"/>
+      <w:lvlText w:val="%5."/>
+      <w:lvlJc w:val="left"/>
+      <w:pPr>
+        <w:tabs>
+          <w:tab w:val="num" w:pos="3600"/>
+        </w:tabs>
+        <w:ind w:left="3600" w:hanging="360"/>
+      </w:pPr>
+    </w:lvl>
+    <w:lvl w:ilvl="5" w:tentative="1">
+      <w:start w:val="1"/>
+      <w:numFmt w:val="decimal"/>
+      <w:lvlText w:val="%6."/>
+      <w:lvlJc w:val="left"/>
+      <w:pPr>
+        <w:tabs>
+          <w:tab w:val="num" w:pos="4320"/>
+        </w:tabs>
+        <w:ind w:left="4320" w:hanging="360"/>
+      </w:pPr>
+    </w:lvl>
+    <w:lvl w:ilvl="6" w:tentative="1">
+      <w:start w:val="1"/>
+      <w:numFmt w:val="decimal"/>
+      <w:lvlText w:val="%7."/>
+      <w:lvlJc w:val="left"/>
+      <w:pPr>
+        <w:tabs>
+          <w:tab w:val="num" w:pos="5040"/>
+        </w:tabs>
+        <w:ind w:left="5040" w:hanging="360"/>
+      </w:pPr>
+    </w:lvl>
+    <w:lvl w:ilvl="7" w:tentative="1">
+      <w:start w:val="1"/>
+      <w:numFmt w:val="decimal"/>
+      <w:lvlText w:val="%8."/>
+      <w:lvlJc w:val="left"/>
+      <w:pPr>
+        <w:tabs>
+          <w:tab w:val="num" w:pos="5760"/>
+        </w:tabs>
+        <w:ind w:left="5760" w:hanging="360"/>
+      </w:pPr>
+    </w:lvl>
+    <w:lvl w:ilvl="8" w:tentative="1">
+      <w:start w:val="1"/>
+      <w:numFmt w:val="decimal"/>
+      <w:lvlText w:val="%9."/>
+      <w:lvlJc w:val="left"/>
+      <w:pPr>
+        <w:tabs>
+          <w:tab w:val="num" w:pos="6480"/>
+        </w:tabs>
+        <w:ind w:left="6480" w:hanging="360"/>
+      </w:pPr>
+    </w:lvl>
+  </w:abstractNum>
+  <w:abstractNum w:abstractNumId="12" w15:restartNumberingAfterBreak="0">
+    <w:nsid w:val="5A4F44E3"/>
+    <w:multiLevelType w:val="multilevel"/>
+    <w:tmpl w:val="D7987A4A"/>
+    <w:lvl w:ilvl="0">
+      <w:start w:val="1"/>
+      <w:numFmt w:val="bullet"/>
+      <w:lvlText w:val=""/>
+      <w:lvlJc w:val="left"/>
+      <w:pPr>
+        <w:tabs>
+          <w:tab w:val="num" w:pos="720"/>
+        </w:tabs>
+        <w:ind w:left="720" w:hanging="360"/>
+      </w:pPr>
+      <w:rPr>
+        <w:rFonts w:ascii="Symbol" w:hAnsi="Symbol" w:hint="default"/>
+        <w:sz w:val="20"/>
+      </w:rPr>
+    </w:lvl>
+    <w:lvl w:ilvl="1" w:tentative="1">
+      <w:start w:val="1"/>
+      <w:numFmt w:val="bullet"/>
+      <w:lvlText w:val="o"/>
+      <w:lvlJc w:val="left"/>
+      <w:pPr>
+        <w:tabs>
+          <w:tab w:val="num" w:pos="1440"/>
+        </w:tabs>
+        <w:ind w:left="1440" w:hanging="360"/>
+      </w:pPr>
+      <w:rPr>
+        <w:rFonts w:ascii="Courier New" w:hAnsi="Courier New" w:hint="default"/>
+        <w:sz w:val="20"/>
+      </w:rPr>
+    </w:lvl>
+    <w:lvl w:ilvl="2" w:tentative="1">
+      <w:start w:val="1"/>
+      <w:numFmt w:val="bullet"/>
+      <w:lvlText w:val=""/>
+      <w:lvlJc w:val="left"/>
+      <w:pPr>
+        <w:tabs>
+          <w:tab w:val="num" w:pos="2160"/>
+        </w:tabs>
+        <w:ind w:left="2160" w:hanging="360"/>
+      </w:pPr>
+      <w:rPr>
+        <w:rFonts w:ascii="Wingdings" w:hAnsi="Wingdings" w:hint="default"/>
+        <w:sz w:val="20"/>
+      </w:rPr>
+    </w:lvl>
+    <w:lvl w:ilvl="3" w:tentative="1">
+      <w:start w:val="1"/>
+      <w:numFmt w:val="bullet"/>
+      <w:lvlText w:val=""/>
+      <w:lvlJc w:val="left"/>
+      <w:pPr>
+        <w:tabs>
+          <w:tab w:val="num" w:pos="2880"/>
+        </w:tabs>
+        <w:ind w:left="2880" w:hanging="360"/>
+      </w:pPr>
+      <w:rPr>
+        <w:rFonts w:ascii="Wingdings" w:hAnsi="Wingdings" w:hint="default"/>
+        <w:sz w:val="20"/>
+      </w:rPr>
+    </w:lvl>
+    <w:lvl w:ilvl="4" w:tentative="1">
+      <w:start w:val="1"/>
+      <w:numFmt w:val="bullet"/>
+      <w:lvlText w:val=""/>
+      <w:lvlJc w:val="left"/>
+      <w:pPr>
+        <w:tabs>
+          <w:tab w:val="num" w:pos="3600"/>
+        </w:tabs>
+        <w:ind w:left="3600" w:hanging="360"/>
+      </w:pPr>
+      <w:rPr>
+        <w:rFonts w:ascii="Wingdings" w:hAnsi="Wingdings" w:hint="default"/>
+        <w:sz w:val="20"/>
+      </w:rPr>
+    </w:lvl>
+    <w:lvl w:ilvl="5" w:tentative="1">
+      <w:start w:val="1"/>
+      <w:numFmt w:val="bullet"/>
+      <w:lvlText w:val=""/>
+      <w:lvlJc w:val="left"/>
+      <w:pPr>
+        <w:tabs>
+          <w:tab w:val="num" w:pos="4320"/>
+        </w:tabs>
+        <w:ind w:left="4320" w:hanging="360"/>
+      </w:pPr>
+      <w:rPr>
+        <w:rFonts w:ascii="Wingdings" w:hAnsi="Wingdings" w:hint="default"/>
+        <w:sz w:val="20"/>
+      </w:rPr>
+    </w:lvl>
+    <w:lvl w:ilvl="6" w:tentative="1">
+      <w:start w:val="1"/>
+      <w:numFmt w:val="bullet"/>
+      <w:lvlText w:val=""/>
+      <w:lvlJc w:val="left"/>
+      <w:pPr>
+        <w:tabs>
+          <w:tab w:val="num" w:pos="5040"/>
+        </w:tabs>
+        <w:ind w:left="5040" w:hanging="360"/>
+      </w:pPr>
+      <w:rPr>
+        <w:rFonts w:ascii="Wingdings" w:hAnsi="Wingdings" w:hint="default"/>
+        <w:sz w:val="20"/>
+      </w:rPr>
+    </w:lvl>
+    <w:lvl w:ilvl="7" w:tentative="1">
+      <w:start w:val="1"/>
+      <w:numFmt w:val="bullet"/>
+      <w:lvlText w:val=""/>
+      <w:lvlJc w:val="left"/>
+      <w:pPr>
+        <w:tabs>
+          <w:tab w:val="num" w:pos="5760"/>
+        </w:tabs>
+        <w:ind w:left="5760" w:hanging="360"/>
+      </w:pPr>
+      <w:rPr>
+        <w:rFonts w:ascii="Wingdings" w:hAnsi="Wingdings" w:hint="default"/>
+        <w:sz w:val="20"/>
+      </w:rPr>
+    </w:lvl>
+    <w:lvl w:ilvl="8" w:tentative="1">
+      <w:start w:val="1"/>
+      <w:numFmt w:val="bullet"/>
+      <w:lvlText w:val=""/>
+      <w:lvlJc w:val="left"/>
+      <w:pPr>
+        <w:tabs>
+          <w:tab w:val="num" w:pos="6480"/>
+        </w:tabs>
+        <w:ind w:left="6480" w:hanging="360"/>
+      </w:pPr>
+      <w:rPr>
+        <w:rFonts w:ascii="Wingdings" w:hAnsi="Wingdings" w:hint="default"/>
+        <w:sz w:val="20"/>
+      </w:rPr>
+    </w:lvl>
+  </w:abstractNum>
+  <w:abstractNum w:abstractNumId="13" w15:restartNumberingAfterBreak="0">
+    <w:nsid w:val="667B5806"/>
+    <w:multiLevelType w:val="multilevel"/>
+    <w:tmpl w:val="32A42C4E"/>
+    <w:lvl w:ilvl="0">
+      <w:start w:val="1"/>
+      <w:numFmt w:val="bullet"/>
+      <w:lvlText w:val=""/>
+      <w:lvlJc w:val="left"/>
+      <w:pPr>
+        <w:tabs>
+          <w:tab w:val="num" w:pos="720"/>
+        </w:tabs>
+        <w:ind w:left="720" w:hanging="360"/>
+      </w:pPr>
+      <w:rPr>
+        <w:rFonts w:ascii="Symbol" w:hAnsi="Symbol" w:hint="default"/>
+        <w:sz w:val="20"/>
+      </w:rPr>
+    </w:lvl>
+    <w:lvl w:ilvl="1" w:tentative="1">
+      <w:start w:val="1"/>
+      <w:numFmt w:val="bullet"/>
+      <w:lvlText w:val="o"/>
+      <w:lvlJc w:val="left"/>
+      <w:pPr>
+        <w:tabs>
+          <w:tab w:val="num" w:pos="1440"/>
+        </w:tabs>
+        <w:ind w:left="1440" w:hanging="360"/>
+      </w:pPr>
+      <w:rPr>
+        <w:rFonts w:ascii="Courier New" w:hAnsi="Courier New" w:hint="default"/>
+        <w:sz w:val="20"/>
+      </w:rPr>
+    </w:lvl>
+    <w:lvl w:ilvl="2" w:tentative="1">
+      <w:start w:val="1"/>
+      <w:numFmt w:val="bullet"/>
+      <w:lvlText w:val=""/>
+      <w:lvlJc w:val="left"/>
+      <w:pPr>
+        <w:tabs>
+          <w:tab w:val="num" w:pos="2160"/>
+        </w:tabs>
+        <w:ind w:left="2160" w:hanging="360"/>
+      </w:pPr>
+      <w:rPr>
+        <w:rFonts w:ascii="Wingdings" w:hAnsi="Wingdings" w:hint="default"/>
+        <w:sz w:val="20"/>
+      </w:rPr>
+    </w:lvl>
+    <w:lvl w:ilvl="3" w:tentative="1">
+      <w:start w:val="1"/>
+      <w:numFmt w:val="bullet"/>
+      <w:lvlText w:val=""/>
+      <w:lvlJc w:val="left"/>
+      <w:pPr>
+        <w:tabs>
+          <w:tab w:val="num" w:pos="2880"/>
+        </w:tabs>
+        <w:ind w:left="2880" w:hanging="360"/>
+      </w:pPr>
+      <w:rPr>
+        <w:rFonts w:ascii="Wingdings" w:hAnsi="Wingdings" w:hint="default"/>
+        <w:sz w:val="20"/>
+      </w:rPr>
+    </w:lvl>
+    <w:lvl w:ilvl="4" w:tentative="1">
+      <w:start w:val="1"/>
+      <w:numFmt w:val="bullet"/>
+      <w:lvlText w:val=""/>
+      <w:lvlJc w:val="left"/>
+      <w:pPr>
+        <w:tabs>
+          <w:tab w:val="num" w:pos="3600"/>
+        </w:tabs>
+        <w:ind w:left="3600" w:hanging="360"/>
+      </w:pPr>
+      <w:rPr>
+        <w:rFonts w:ascii="Wingdings" w:hAnsi="Wingdings" w:hint="default"/>
+        <w:sz w:val="20"/>
+      </w:rPr>
+    </w:lvl>
+    <w:lvl w:ilvl="5" w:tentative="1">
+      <w:start w:val="1"/>
+      <w:numFmt w:val="bullet"/>
+      <w:lvlText w:val=""/>
+      <w:lvlJc w:val="left"/>
+      <w:pPr>
+        <w:tabs>
+          <w:tab w:val="num" w:pos="4320"/>
+        </w:tabs>
+        <w:ind w:left="4320" w:hanging="360"/>
+      </w:pPr>
+      <w:rPr>
+        <w:rFonts w:ascii="Wingdings" w:hAnsi="Wingdings" w:hint="default"/>
+        <w:sz w:val="20"/>
+      </w:rPr>
+    </w:lvl>
+    <w:lvl w:ilvl="6" w:tentative="1">
+      <w:start w:val="1"/>
+      <w:numFmt w:val="bullet"/>
+      <w:lvlText w:val=""/>
+      <w:lvlJc w:val="left"/>
+      <w:pPr>
+        <w:tabs>
+          <w:tab w:val="num" w:pos="5040"/>
+        </w:tabs>
+        <w:ind w:left="5040" w:hanging="360"/>
+      </w:pPr>
+      <w:rPr>
+        <w:rFonts w:ascii="Wingdings" w:hAnsi="Wingdings" w:hint="default"/>
+        <w:sz w:val="20"/>
+      </w:rPr>
+    </w:lvl>
+    <w:lvl w:ilvl="7" w:tentative="1">
+      <w:start w:val="1"/>
+      <w:numFmt w:val="bullet"/>
+      <w:lvlText w:val=""/>
+      <w:lvlJc w:val="left"/>
+      <w:pPr>
+        <w:tabs>
+          <w:tab w:val="num" w:pos="5760"/>
+        </w:tabs>
+        <w:ind w:left="5760" w:hanging="360"/>
+      </w:pPr>
+      <w:rPr>
+        <w:rFonts w:ascii="Wingdings" w:hAnsi="Wingdings" w:hint="default"/>
+        <w:sz w:val="20"/>
+      </w:rPr>
+    </w:lvl>
+    <w:lvl w:ilvl="8" w:tentative="1">
+      <w:start w:val="1"/>
+      <w:numFmt w:val="bullet"/>
+      <w:lvlText w:val=""/>
+      <w:lvlJc w:val="left"/>
+      <w:pPr>
+        <w:tabs>
+          <w:tab w:val="num" w:pos="6480"/>
+        </w:tabs>
+        <w:ind w:left="6480" w:hanging="360"/>
+      </w:pPr>
+      <w:rPr>
+        <w:rFonts w:ascii="Wingdings" w:hAnsi="Wingdings" w:hint="default"/>
+        <w:sz w:val="20"/>
+      </w:rPr>
+    </w:lvl>
+  </w:abstractNum>
+  <w:abstractNum w:abstractNumId="14" w15:restartNumberingAfterBreak="0">
+    <w:nsid w:val="7AF443BC"/>
+    <w:multiLevelType w:val="multilevel"/>
+    <w:tmpl w:val="70002094"/>
+    <w:lvl w:ilvl="0">
+      <w:start w:val="1"/>
+      <w:numFmt w:val="decimal"/>
+      <w:lvlText w:val="%1."/>
+      <w:lvlJc w:val="left"/>
+      <w:pPr>
+        <w:tabs>
+          <w:tab w:val="num" w:pos="720"/>
+        </w:tabs>
+        <w:ind w:left="720" w:hanging="360"/>
+      </w:pPr>
+    </w:lvl>
+    <w:lvl w:ilvl="1" w:tentative="1">
+      <w:start w:val="1"/>
+      <w:numFmt w:val="decimal"/>
+      <w:lvlText w:val="%2."/>
+      <w:lvlJc w:val="left"/>
+      <w:pPr>
+        <w:tabs>
+          <w:tab w:val="num" w:pos="1440"/>
+        </w:tabs>
+        <w:ind w:left="1440" w:hanging="360"/>
+      </w:pPr>
     </w:lvl>
     <w:lvl w:ilvl="2" w:tentative="1">
       <w:start w:val="1"/>
@@ -3940,22 +5295,46 @@
     <w:abstractNumId w:val="1"/>
   </w:num>
   <w:num w:numId="2" w16cid:durableId="2061899898">
-    <w:abstractNumId w:val="4"/>
+    <w:abstractNumId w:val="5"/>
   </w:num>
   <w:num w:numId="3" w16cid:durableId="1506627507">
-    <w:abstractNumId w:val="5"/>
+    <w:abstractNumId w:val="6"/>
   </w:num>
   <w:num w:numId="4" w16cid:durableId="90781812">
-    <w:abstractNumId w:val="6"/>
+    <w:abstractNumId w:val="11"/>
   </w:num>
   <w:num w:numId="5" w16cid:durableId="2131895456">
     <w:abstractNumId w:val="0"/>
   </w:num>
   <w:num w:numId="6" w16cid:durableId="561645751">
-    <w:abstractNumId w:val="3"/>
+    <w:abstractNumId w:val="4"/>
   </w:num>
   <w:num w:numId="7" w16cid:durableId="1773091375">
     <w:abstractNumId w:val="2"/>
+  </w:num>
+  <w:num w:numId="8" w16cid:durableId="1395469233">
+    <w:abstractNumId w:val="8"/>
+  </w:num>
+  <w:num w:numId="9" w16cid:durableId="2055695856">
+    <w:abstractNumId w:val="12"/>
+  </w:num>
+  <w:num w:numId="10" w16cid:durableId="1839612827">
+    <w:abstractNumId w:val="10"/>
+  </w:num>
+  <w:num w:numId="11" w16cid:durableId="1831214197">
+    <w:abstractNumId w:val="9"/>
+  </w:num>
+  <w:num w:numId="12" w16cid:durableId="339239189">
+    <w:abstractNumId w:val="13"/>
+  </w:num>
+  <w:num w:numId="13" w16cid:durableId="1422138427">
+    <w:abstractNumId w:val="7"/>
+  </w:num>
+  <w:num w:numId="14" w16cid:durableId="1257906070">
+    <w:abstractNumId w:val="3"/>
+  </w:num>
+  <w:num w:numId="15" w16cid:durableId="473957337">
+    <w:abstractNumId w:val="14"/>
   </w:num>
 </w:numbering>
 </file>
